--- a/lessons/7-4/downloads/reveal/teacher/7.4-session-1-prerequisite-practice-b.docx
+++ b/lessons/7-4/downloads/reveal/teacher/7.4-session-1-prerequisite-practice-b.docx
@@ -15,10 +15,28 @@
         <w:rPr>
           <w:rFonts w:ascii="Avenir Next" w:hAnsi="Avenir Next" w:cs="Avenir Next" w:eastAsia="Avenir Next"/>
           <w:color w:val="1A1A1A"/>
+          <w:sz w:val="22"/>
+          <w:szCs w:val="20"/>
+        </w:rPr>
+        <w:t xml:space="preserve">Name</w:t>
+      </w:r>
+      <w:r>
+        <w:rPr>
+          <w:rFonts w:ascii="Avenir Next" w:hAnsi="Avenir Next" w:cs="Avenir Next" w:eastAsia="Avenir Next"/>
+          <w:color w:val="1A1A1A"/>
           <w:sz w:val="20"/>
           <w:szCs w:val="20"/>
         </w:rPr>
-        <w:t xml:space="preserve">Name</w:t>
+        <w:tab/>
+      </w:r>
+      <w:r>
+        <w:rPr>
+          <w:rFonts w:ascii="Avenir Next" w:hAnsi="Avenir Next" w:cs="Avenir Next" w:eastAsia="Avenir Next"/>
+          <w:color w:val="1A1A1A"/>
+          <w:sz w:val="22"/>
+          <w:szCs w:val="20"/>
+        </w:rPr>
+        <w:t xml:space="preserve">   Date</w:t>
       </w:r>
       <w:r>
         <w:rPr>
@@ -33,25 +51,7 @@
         <w:rPr>
           <w:rFonts w:ascii="Avenir Next" w:hAnsi="Avenir Next" w:cs="Avenir Next" w:eastAsia="Avenir Next"/>
           <w:color w:val="1A1A1A"/>
-          <w:sz w:val="20"/>
-          <w:szCs w:val="20"/>
-        </w:rPr>
-        <w:t xml:space="preserve">   Date</w:t>
-      </w:r>
-      <w:r>
-        <w:rPr>
-          <w:rFonts w:ascii="Avenir Next" w:hAnsi="Avenir Next" w:cs="Avenir Next" w:eastAsia="Avenir Next"/>
-          <w:color w:val="1A1A1A"/>
-          <w:sz w:val="20"/>
-          <w:szCs w:val="20"/>
-        </w:rPr>
-        <w:tab/>
-      </w:r>
-      <w:r>
-        <w:rPr>
-          <w:rFonts w:ascii="Avenir Next" w:hAnsi="Avenir Next" w:cs="Avenir Next" w:eastAsia="Avenir Next"/>
-          <w:color w:val="1A1A1A"/>
-          <w:sz w:val="20"/>
+          <w:sz w:val="22"/>
           <w:szCs w:val="20"/>
         </w:rPr>
         <w:t xml:space="preserve">   Period</w:t>
@@ -78,7 +78,7 @@
           <w:caps/>
           <w:color w:val="003A70"/>
           <w:spacing w:val="12"/>
-          <w:sz w:val="19"/>
+          <w:sz w:val="22"/>
           <w:szCs w:val="19"/>
         </w:rPr>
         <w:t xml:space="preserve">Lesson 7-4  ·  Session 1  ·  Prerequisite Practice B  ·  Skill 1 of 2</w:t>
@@ -86,6 +86,7 @@
     </w:p>
     <w:p>
       <w:pPr>
+        <w:pStyle w:val="Heading1"/>
         <w:keepNext/>
         <w:spacing w:before="0" w:after="10" w:line="240" w:lineRule="auto"/>
       </w:pPr>
@@ -111,7 +112,7 @@
         <w:rPr>
           <w:rFonts w:ascii="Avenir Next" w:hAnsi="Avenir Next" w:cs="Avenir Next" w:eastAsia="Avenir Next"/>
           <w:color w:val="5A5F66"/>
-          <w:sz w:val="17"/>
+          <w:sz w:val="22"/>
           <w:szCs w:val="17"/>
         </w:rPr>
         <w:t xml:space="preserve">Builds on Lesson 7-2 Session 1 · 6.NS.C.6c</w:t>
@@ -154,6 +155,7 @@
           </w:tcPr>
           <w:p>
             <w:pPr>
+              <w:pStyle w:val="Heading2"/>
               <w:spacing w:before="0" w:after="0" w:line="252" w:lineRule="auto"/>
             </w:pPr>
             <w:r>
@@ -183,7 +185,7 @@
               <w:rPr>
                 <w:rFonts w:ascii="Avenir Next" w:hAnsi="Avenir Next" w:cs="Avenir Next" w:eastAsia="Avenir Next"/>
                 <w:color w:val="1A1A1A"/>
-                <w:sz w:val="20"/>
+                <w:sz w:val="22"/>
                 <w:szCs w:val="20"/>
               </w:rPr>
               <w:t xml:space="preserve">You will plot −7/8 and −1/8 and decide which is greater.</w:t>
@@ -203,6 +205,7 @@
           </w:tcPr>
           <w:p>
             <w:pPr>
+              <w:pStyle w:val="Heading2"/>
               <w:spacing w:before="0" w:after="0" w:line="252" w:lineRule="auto"/>
             </w:pPr>
             <w:r>
@@ -232,7 +235,7 @@
               <w:rPr>
                 <w:rFonts w:ascii="Avenir Next" w:hAnsi="Avenir Next" w:cs="Avenir Next" w:eastAsia="Avenir Next"/>
                 <w:color w:val="1A1A1A"/>
-                <w:sz w:val="20"/>
+                <w:sz w:val="22"/>
                 <w:szCs w:val="20"/>
               </w:rPr>
               <w:t xml:space="preserve">Plot a negative fraction, like −3/4: 3 fourths left of 0.  </w:t>
@@ -242,7 +245,7 @@
                 <w:rFonts w:ascii="Avenir Next" w:hAnsi="Avenir Next" w:cs="Avenir Next" w:eastAsia="Avenir Next"/>
                 <w:b/>
                 <w:color w:val="1A1A1A"/>
-                <w:sz w:val="20"/>
+                <w:sz w:val="22"/>
                 <w:szCs w:val="20"/>
               </w:rPr>
               <w:t xml:space="preserve">You will use it in Practice Form A, problems 2 and 6.</w:t>
@@ -253,6 +256,7 @@
     </w:tbl>
     <w:p>
       <w:pPr>
+        <w:pStyle w:val="Heading2"/>
         <w:keepNext/>
         <w:pBdr>
           <w:bottom w:val="single" w:sz="8" w:space="3" w:color="003A70"/>
@@ -268,7 +272,7 @@
           <w:b/>
           <w:color w:val="003A70"/>
           <w:spacing w:val="14"/>
-          <w:sz w:val="19"/>
+          <w:sz w:val="22"/>
           <w:szCs w:val="19"/>
         </w:rPr>
         <w:t xml:space="preserve">STEPS TO FOLLOW</w:t>
@@ -287,7 +291,7 @@
           <w:rFonts w:ascii="Avenir Next" w:hAnsi="Avenir Next" w:cs="Avenir Next" w:eastAsia="Avenir Next"/>
           <w:i/>
           <w:color w:val="5A5F66"/>
-          <w:sz w:val="17"/>
+          <w:sz w:val="22"/>
           <w:szCs w:val="17"/>
         </w:rPr>
         <w:t xml:space="preserve">use these same steps on every problem</w:t>
@@ -329,6 +333,7 @@
           </w:tcPr>
           <w:p>
             <w:pPr>
+              <w:pStyle w:val="Heading1"/>
               <w:spacing w:before="0" w:after="0" w:line="240" w:lineRule="auto"/>
               <w:jc w:val="center"/>
             </w:pPr>
@@ -357,7 +362,7 @@
               <w:rPr>
                 <w:rFonts w:ascii="Avenir Next" w:hAnsi="Avenir Next" w:cs="Avenir Next" w:eastAsia="Avenir Next"/>
                 <w:color w:val="1A1A1A"/>
-                <w:sz w:val="21"/>
+                <w:sz w:val="22"/>
                 <w:szCs w:val="21"/>
               </w:rPr>
               <w:t xml:space="preserve">Negative means </w:t>
@@ -367,7 +372,7 @@
                 <w:rFonts w:ascii="Avenir Next" w:hAnsi="Avenir Next" w:cs="Avenir Next" w:eastAsia="Avenir Next"/>
                 <w:b/>
                 <w:color w:val="1A1A1A"/>
-                <w:sz w:val="21"/>
+                <w:sz w:val="22"/>
                 <w:szCs w:val="21"/>
               </w:rPr>
               <w:t xml:space="preserve">left</w:t>
@@ -376,7 +381,7 @@
               <w:rPr>
                 <w:rFonts w:ascii="Avenir Next" w:hAnsi="Avenir Next" w:cs="Avenir Next" w:eastAsia="Avenir Next"/>
                 <w:color w:val="1A1A1A"/>
-                <w:sz w:val="21"/>
+                <w:sz w:val="22"/>
                 <w:szCs w:val="21"/>
               </w:rPr>
               <w:t xml:space="preserve"> of 0.</w:t>
@@ -395,6 +400,7 @@
           </w:tcPr>
           <w:p>
             <w:pPr>
+              <w:pStyle w:val="Heading1"/>
               <w:spacing w:before="0" w:after="0" w:line="240" w:lineRule="auto"/>
               <w:jc w:val="center"/>
             </w:pPr>
@@ -423,7 +429,7 @@
               <w:rPr>
                 <w:rFonts w:ascii="Avenir Next" w:hAnsi="Avenir Next" w:cs="Avenir Next" w:eastAsia="Avenir Next"/>
                 <w:color w:val="1A1A1A"/>
-                <w:sz w:val="21"/>
+                <w:sz w:val="22"/>
                 <w:szCs w:val="21"/>
               </w:rPr>
               <w:t xml:space="preserve">Split 0 to −1 into equal parts. Use the </w:t>
@@ -433,7 +439,7 @@
                 <w:rFonts w:ascii="Avenir Next" w:hAnsi="Avenir Next" w:cs="Avenir Next" w:eastAsia="Avenir Next"/>
                 <w:b/>
                 <w:color w:val="1A1A1A"/>
-                <w:sz w:val="21"/>
+                <w:sz w:val="22"/>
                 <w:szCs w:val="21"/>
               </w:rPr>
               <w:t xml:space="preserve">bottom number</w:t>
@@ -442,7 +448,7 @@
               <w:rPr>
                 <w:rFonts w:ascii="Avenir Next" w:hAnsi="Avenir Next" w:cs="Avenir Next" w:eastAsia="Avenir Next"/>
                 <w:color w:val="1A1A1A"/>
-                <w:sz w:val="21"/>
+                <w:sz w:val="22"/>
                 <w:szCs w:val="21"/>
               </w:rPr>
               <w:t xml:space="preserve">.</w:t>
@@ -461,6 +467,7 @@
           </w:tcPr>
           <w:p>
             <w:pPr>
+              <w:pStyle w:val="Heading1"/>
               <w:spacing w:before="0" w:after="0" w:line="240" w:lineRule="auto"/>
               <w:jc w:val="center"/>
             </w:pPr>
@@ -489,7 +496,7 @@
               <w:rPr>
                 <w:rFonts w:ascii="Avenir Next" w:hAnsi="Avenir Next" w:cs="Avenir Next" w:eastAsia="Avenir Next"/>
                 <w:color w:val="1A1A1A"/>
-                <w:sz w:val="21"/>
+                <w:sz w:val="22"/>
                 <w:szCs w:val="21"/>
               </w:rPr>
               <w:t xml:space="preserve">Count the </w:t>
@@ -499,7 +506,7 @@
                 <w:rFonts w:ascii="Avenir Next" w:hAnsi="Avenir Next" w:cs="Avenir Next" w:eastAsia="Avenir Next"/>
                 <w:b/>
                 <w:color w:val="1A1A1A"/>
-                <w:sz w:val="21"/>
+                <w:sz w:val="22"/>
                 <w:szCs w:val="21"/>
               </w:rPr>
               <w:t xml:space="preserve">top number</w:t>
@@ -508,7 +515,7 @@
               <w:rPr>
                 <w:rFonts w:ascii="Avenir Next" w:hAnsi="Avenir Next" w:cs="Avenir Next" w:eastAsia="Avenir Next"/>
                 <w:color w:val="1A1A1A"/>
-                <w:sz w:val="21"/>
+                <w:sz w:val="22"/>
                 <w:szCs w:val="21"/>
               </w:rPr>
               <w:t xml:space="preserve"> of parts left from 0. Mark it.</w:t>
@@ -519,6 +526,7 @@
     </w:tbl>
     <w:p>
       <w:pPr>
+        <w:pStyle w:val="Heading2"/>
         <w:keepNext/>
         <w:pBdr>
           <w:bottom w:val="single" w:sz="8" w:space="3" w:color="003A70"/>
@@ -534,7 +542,7 @@
           <w:b/>
           <w:color w:val="003A70"/>
           <w:spacing w:val="14"/>
-          <w:sz w:val="19"/>
+          <w:sz w:val="22"/>
           <w:szCs w:val="19"/>
         </w:rPr>
         <w:t xml:space="preserve">WATCH ME</w:t>
@@ -553,7 +561,7 @@
           <w:rFonts w:ascii="Avenir Next" w:hAnsi="Avenir Next" w:cs="Avenir Next" w:eastAsia="Avenir Next"/>
           <w:i/>
           <w:color w:val="5A5F66"/>
-          <w:sz w:val="17"/>
+          <w:sz w:val="22"/>
           <w:szCs w:val="17"/>
         </w:rPr>
         <w:t xml:space="preserve">the steps in action</w:t>
@@ -602,7 +610,7 @@
                 <w:rFonts w:ascii="Avenir Next" w:hAnsi="Avenir Next" w:cs="Avenir Next" w:eastAsia="Avenir Next"/>
                 <w:b/>
                 <w:color w:val="1A1A1A"/>
-                <w:sz w:val="21"/>
+                <w:sz w:val="22"/>
                 <w:szCs w:val="21"/>
               </w:rPr>
               <w:t xml:space="preserve">Plot −3/4.</w:t>
@@ -621,25 +629,25 @@
                 <w:rFonts w:ascii="Avenir Next" w:hAnsi="Avenir Next" w:cs="Avenir Next" w:eastAsia="Avenir Next"/>
                 <w:b/>
                 <w:color w:val="003A70"/>
+                <w:sz w:val="22"/>
+                <w:szCs w:val="19"/>
+              </w:rPr>
+              <w:t xml:space="preserve">Step 1</w:t>
+            </w:r>
+            <w:r>
+              <w:rPr>
+                <w:rFonts w:ascii="Avenir Next" w:hAnsi="Avenir Next" w:cs="Avenir Next" w:eastAsia="Avenir Next"/>
+                <w:color w:val="1A1A1A"/>
                 <w:sz w:val="19"/>
                 <w:szCs w:val="19"/>
               </w:rPr>
-              <w:t xml:space="preserve">Step 1</w:t>
-            </w:r>
-            <w:r>
-              <w:rPr>
-                <w:rFonts w:ascii="Avenir Next" w:hAnsi="Avenir Next" w:cs="Avenir Next" w:eastAsia="Avenir Next"/>
-                <w:color w:val="1A1A1A"/>
-                <w:sz w:val="19"/>
-                <w:szCs w:val="19"/>
-              </w:rPr>
               <w:tab/>
             </w:r>
             <w:r>
               <w:rPr>
                 <w:rFonts w:ascii="Avenir Next" w:hAnsi="Avenir Next" w:cs="Avenir Next" w:eastAsia="Avenir Next"/>
                 <w:color w:val="1A1A1A"/>
-                <w:sz w:val="21"/>
+                <w:sz w:val="22"/>
                 <w:szCs w:val="21"/>
               </w:rPr>
               <w:t xml:space="preserve">−3/4 is left of 0.</w:t>
@@ -658,25 +666,25 @@
                 <w:rFonts w:ascii="Avenir Next" w:hAnsi="Avenir Next" w:cs="Avenir Next" w:eastAsia="Avenir Next"/>
                 <w:b/>
                 <w:color w:val="003A70"/>
+                <w:sz w:val="22"/>
+                <w:szCs w:val="19"/>
+              </w:rPr>
+              <w:t xml:space="preserve">Step 2</w:t>
+            </w:r>
+            <w:r>
+              <w:rPr>
+                <w:rFonts w:ascii="Avenir Next" w:hAnsi="Avenir Next" w:cs="Avenir Next" w:eastAsia="Avenir Next"/>
+                <w:color w:val="1A1A1A"/>
                 <w:sz w:val="19"/>
                 <w:szCs w:val="19"/>
               </w:rPr>
-              <w:t xml:space="preserve">Step 2</w:t>
-            </w:r>
-            <w:r>
-              <w:rPr>
-                <w:rFonts w:ascii="Avenir Next" w:hAnsi="Avenir Next" w:cs="Avenir Next" w:eastAsia="Avenir Next"/>
-                <w:color w:val="1A1A1A"/>
-                <w:sz w:val="19"/>
-                <w:szCs w:val="19"/>
-              </w:rPr>
               <w:tab/>
             </w:r>
             <w:r>
               <w:rPr>
                 <w:rFonts w:ascii="Avenir Next" w:hAnsi="Avenir Next" w:cs="Avenir Next" w:eastAsia="Avenir Next"/>
                 <w:color w:val="1A1A1A"/>
-                <w:sz w:val="21"/>
+                <w:sz w:val="22"/>
                 <w:szCs w:val="21"/>
               </w:rPr>
               <w:t xml:space="preserve">The bottom number is 4. Split 0 to −1 into 4 parts.</w:t>
@@ -695,25 +703,25 @@
                 <w:rFonts w:ascii="Avenir Next" w:hAnsi="Avenir Next" w:cs="Avenir Next" w:eastAsia="Avenir Next"/>
                 <w:b/>
                 <w:color w:val="003A70"/>
+                <w:sz w:val="22"/>
+                <w:szCs w:val="19"/>
+              </w:rPr>
+              <w:t xml:space="preserve">Step 3</w:t>
+            </w:r>
+            <w:r>
+              <w:rPr>
+                <w:rFonts w:ascii="Avenir Next" w:hAnsi="Avenir Next" w:cs="Avenir Next" w:eastAsia="Avenir Next"/>
+                <w:color w:val="1A1A1A"/>
                 <w:sz w:val="19"/>
                 <w:szCs w:val="19"/>
               </w:rPr>
-              <w:t xml:space="preserve">Step 3</w:t>
-            </w:r>
-            <w:r>
-              <w:rPr>
-                <w:rFonts w:ascii="Avenir Next" w:hAnsi="Avenir Next" w:cs="Avenir Next" w:eastAsia="Avenir Next"/>
-                <w:color w:val="1A1A1A"/>
-                <w:sz w:val="19"/>
-                <w:szCs w:val="19"/>
-              </w:rPr>
               <w:tab/>
             </w:r>
             <w:r>
               <w:rPr>
                 <w:rFonts w:ascii="Avenir Next" w:hAnsi="Avenir Next" w:cs="Avenir Next" w:eastAsia="Avenir Next"/>
                 <w:color w:val="1A1A1A"/>
-                <w:sz w:val="21"/>
+                <w:sz w:val="22"/>
                 <w:szCs w:val="21"/>
               </w:rPr>
               <w:t xml:space="preserve">Count 3 parts left from 0. Mark it.</w:t>
@@ -732,18 +740,18 @@
                 <w:rFonts w:ascii="Avenir Next" w:hAnsi="Avenir Next" w:cs="Avenir Next" w:eastAsia="Avenir Next"/>
                 <w:b/>
                 <w:color w:val="1A1A1A"/>
+                <w:sz w:val="22"/>
+                <w:szCs w:val="21"/>
+              </w:rPr>
+              <w:t xml:space="preserve">Answer</w:t>
+            </w:r>
+            <w:r>
+              <w:rPr>
+                <w:rFonts w:ascii="Avenir Next" w:hAnsi="Avenir Next" w:cs="Avenir Next" w:eastAsia="Avenir Next"/>
+                <w:color w:val="1A1A1A"/>
                 <w:sz w:val="21"/>
                 <w:szCs w:val="21"/>
               </w:rPr>
-              <w:t xml:space="preserve">Answer</w:t>
-            </w:r>
-            <w:r>
-              <w:rPr>
-                <w:rFonts w:ascii="Avenir Next" w:hAnsi="Avenir Next" w:cs="Avenir Next" w:eastAsia="Avenir Next"/>
-                <w:color w:val="1A1A1A"/>
-                <w:sz w:val="21"/>
-                <w:szCs w:val="21"/>
-              </w:rPr>
               <w:tab/>
             </w:r>
             <w:r>
@@ -751,7 +759,7 @@
                 <w:rFonts w:ascii="Avenir Next" w:hAnsi="Avenir Next" w:cs="Avenir Next" w:eastAsia="Avenir Next"/>
                 <w:b/>
                 <w:color w:val="1A1A1A"/>
-                <w:sz w:val="21"/>
+                <w:sz w:val="22"/>
                 <w:szCs w:val="21"/>
               </w:rPr>
               <w:t xml:space="preserve">3 parts left of 0</w:t>
@@ -772,7 +780,7 @@
               <w:drawing>
                 <wp:inline distT="0" distB="0" distL="0" distR="0">
                   <wp:extent cx="2743200" cy="731520"/>
-                  <wp:docPr id="1" name="Figure 1"/>
+                  <wp:docPr id="1" name="Figure 1" descr="Number line from -1 to 1, ticks every 0.25. Labels: -1, −1, -0.5, −1/2, 0, 0, 0.5, 1/2, 1, 1. Points: x: -0.75; label: −3/4."/>
                   <a:graphic xmlns:a="http://schemas.openxmlformats.org/drawingml/2006/main">
                     <a:graphicData uri="http://schemas.openxmlformats.org/drawingml/2006/picture">
                       <pic:pic xmlns:pic="http://schemas.openxmlformats.org/drawingml/2006/picture">
@@ -812,6 +820,7 @@
     </w:p>
     <w:p>
       <w:pPr>
+        <w:pStyle w:val="Heading2"/>
         <w:keepNext/>
         <w:pBdr>
           <w:bottom w:val="single" w:sz="8" w:space="3" w:color="003A70"/>
@@ -827,7 +836,7 @@
           <w:b/>
           <w:color w:val="003A70"/>
           <w:spacing w:val="14"/>
-          <w:sz w:val="19"/>
+          <w:sz w:val="22"/>
           <w:szCs w:val="19"/>
         </w:rPr>
         <w:t xml:space="preserve">TRY IT WITH HELP</w:t>
@@ -846,7 +855,7 @@
           <w:rFonts w:ascii="Avenir Next" w:hAnsi="Avenir Next" w:cs="Avenir Next" w:eastAsia="Avenir Next"/>
           <w:i/>
           <w:color w:val="5A5F66"/>
-          <w:sz w:val="17"/>
+          <w:sz w:val="22"/>
           <w:szCs w:val="17"/>
         </w:rPr>
         <w:t xml:space="preserve">fill in each step</w:t>
@@ -904,25 +913,25 @@
           <w:rFonts w:ascii="Avenir Next" w:hAnsi="Avenir Next" w:cs="Avenir Next" w:eastAsia="Avenir Next"/>
           <w:b/>
           <w:color w:val="003A70"/>
+          <w:sz w:val="22"/>
+          <w:szCs w:val="18"/>
+        </w:rPr>
+        <w:t xml:space="preserve">Step 1</w:t>
+      </w:r>
+      <w:r>
+        <w:rPr>
+          <w:rFonts w:ascii="Avenir Next" w:hAnsi="Avenir Next" w:cs="Avenir Next" w:eastAsia="Avenir Next"/>
+          <w:color w:val="1A1A1A"/>
           <w:sz w:val="18"/>
           <w:szCs w:val="18"/>
         </w:rPr>
-        <w:t xml:space="preserve">Step 1</w:t>
-      </w:r>
-      <w:r>
-        <w:rPr>
-          <w:rFonts w:ascii="Avenir Next" w:hAnsi="Avenir Next" w:cs="Avenir Next" w:eastAsia="Avenir Next"/>
-          <w:color w:val="1A1A1A"/>
-          <w:sz w:val="18"/>
-          <w:szCs w:val="18"/>
-        </w:rPr>
         <w:tab/>
       </w:r>
       <w:r>
         <w:rPr>
           <w:rFonts w:ascii="Avenir Next" w:hAnsi="Avenir Next" w:cs="Avenir Next" w:eastAsia="Avenir Next"/>
           <w:color w:val="1A1A1A"/>
-          <w:sz w:val="21"/>
+          <w:sz w:val="22"/>
           <w:szCs w:val="21"/>
         </w:rPr>
         <w:t xml:space="preserve">−1/2 is </w:t>
@@ -941,7 +950,7 @@
         <w:rPr>
           <w:rFonts w:ascii="Avenir Next" w:hAnsi="Avenir Next" w:cs="Avenir Next" w:eastAsia="Avenir Next"/>
           <w:color w:val="1A1A1A"/>
-          <w:sz w:val="21"/>
+          <w:sz w:val="22"/>
           <w:szCs w:val="21"/>
         </w:rPr>
         <w:t xml:space="preserve"> of 0.</w:t>
@@ -961,25 +970,25 @@
           <w:rFonts w:ascii="Avenir Next" w:hAnsi="Avenir Next" w:cs="Avenir Next" w:eastAsia="Avenir Next"/>
           <w:b/>
           <w:color w:val="003A70"/>
+          <w:sz w:val="22"/>
+          <w:szCs w:val="18"/>
+        </w:rPr>
+        <w:t xml:space="preserve">Step 2</w:t>
+      </w:r>
+      <w:r>
+        <w:rPr>
+          <w:rFonts w:ascii="Avenir Next" w:hAnsi="Avenir Next" w:cs="Avenir Next" w:eastAsia="Avenir Next"/>
+          <w:color w:val="1A1A1A"/>
           <w:sz w:val="18"/>
           <w:szCs w:val="18"/>
         </w:rPr>
-        <w:t xml:space="preserve">Step 2</w:t>
-      </w:r>
-      <w:r>
-        <w:rPr>
-          <w:rFonts w:ascii="Avenir Next" w:hAnsi="Avenir Next" w:cs="Avenir Next" w:eastAsia="Avenir Next"/>
-          <w:color w:val="1A1A1A"/>
-          <w:sz w:val="18"/>
-          <w:szCs w:val="18"/>
-        </w:rPr>
         <w:tab/>
       </w:r>
       <w:r>
         <w:rPr>
           <w:rFonts w:ascii="Avenir Next" w:hAnsi="Avenir Next" w:cs="Avenir Next" w:eastAsia="Avenir Next"/>
           <w:color w:val="1A1A1A"/>
-          <w:sz w:val="21"/>
+          <w:sz w:val="22"/>
           <w:szCs w:val="21"/>
         </w:rPr>
         <w:t xml:space="preserve">Split 0 to −1 into </w:t>
@@ -998,7 +1007,7 @@
         <w:rPr>
           <w:rFonts w:ascii="Avenir Next" w:hAnsi="Avenir Next" w:cs="Avenir Next" w:eastAsia="Avenir Next"/>
           <w:color w:val="1A1A1A"/>
-          <w:sz w:val="21"/>
+          <w:sz w:val="22"/>
           <w:szCs w:val="21"/>
         </w:rPr>
         <w:t xml:space="preserve"> parts.</w:t>
@@ -1018,25 +1027,25 @@
           <w:rFonts w:ascii="Avenir Next" w:hAnsi="Avenir Next" w:cs="Avenir Next" w:eastAsia="Avenir Next"/>
           <w:b/>
           <w:color w:val="003A70"/>
+          <w:sz w:val="22"/>
+          <w:szCs w:val="18"/>
+        </w:rPr>
+        <w:t xml:space="preserve">Step 3</w:t>
+      </w:r>
+      <w:r>
+        <w:rPr>
+          <w:rFonts w:ascii="Avenir Next" w:hAnsi="Avenir Next" w:cs="Avenir Next" w:eastAsia="Avenir Next"/>
+          <w:color w:val="1A1A1A"/>
           <w:sz w:val="18"/>
           <w:szCs w:val="18"/>
         </w:rPr>
-        <w:t xml:space="preserve">Step 3</w:t>
-      </w:r>
-      <w:r>
-        <w:rPr>
-          <w:rFonts w:ascii="Avenir Next" w:hAnsi="Avenir Next" w:cs="Avenir Next" w:eastAsia="Avenir Next"/>
-          <w:color w:val="1A1A1A"/>
-          <w:sz w:val="18"/>
-          <w:szCs w:val="18"/>
-        </w:rPr>
         <w:tab/>
       </w:r>
       <w:r>
         <w:rPr>
           <w:rFonts w:ascii="Avenir Next" w:hAnsi="Avenir Next" w:cs="Avenir Next" w:eastAsia="Avenir Next"/>
           <w:color w:val="1A1A1A"/>
-          <w:sz w:val="21"/>
+          <w:sz w:val="22"/>
           <w:szCs w:val="21"/>
         </w:rPr>
         <w:t xml:space="preserve">Count </w:t>
@@ -1055,7 +1064,7 @@
         <w:rPr>
           <w:rFonts w:ascii="Avenir Next" w:hAnsi="Avenir Next" w:cs="Avenir Next" w:eastAsia="Avenir Next"/>
           <w:color w:val="1A1A1A"/>
-          <w:sz w:val="21"/>
+          <w:sz w:val="22"/>
           <w:szCs w:val="21"/>
         </w:rPr>
         <w:t xml:space="preserve"> part left from 0.</w:t>
@@ -1118,25 +1127,25 @@
           <w:rFonts w:ascii="Avenir Next" w:hAnsi="Avenir Next" w:cs="Avenir Next" w:eastAsia="Avenir Next"/>
           <w:b/>
           <w:color w:val="003A70"/>
+          <w:sz w:val="22"/>
+          <w:szCs w:val="18"/>
+        </w:rPr>
+        <w:t xml:space="preserve">Step 1</w:t>
+      </w:r>
+      <w:r>
+        <w:rPr>
+          <w:rFonts w:ascii="Avenir Next" w:hAnsi="Avenir Next" w:cs="Avenir Next" w:eastAsia="Avenir Next"/>
+          <w:color w:val="1A1A1A"/>
           <w:sz w:val="18"/>
           <w:szCs w:val="18"/>
         </w:rPr>
-        <w:t xml:space="preserve">Step 1</w:t>
-      </w:r>
-      <w:r>
-        <w:rPr>
-          <w:rFonts w:ascii="Avenir Next" w:hAnsi="Avenir Next" w:cs="Avenir Next" w:eastAsia="Avenir Next"/>
-          <w:color w:val="1A1A1A"/>
-          <w:sz w:val="18"/>
-          <w:szCs w:val="18"/>
-        </w:rPr>
         <w:tab/>
       </w:r>
       <w:r>
         <w:rPr>
           <w:rFonts w:ascii="Avenir Next" w:hAnsi="Avenir Next" w:cs="Avenir Next" w:eastAsia="Avenir Next"/>
           <w:color w:val="1A1A1A"/>
-          <w:sz w:val="21"/>
+          <w:sz w:val="22"/>
           <w:szCs w:val="21"/>
         </w:rPr>
         <w:t xml:space="preserve">−5/8 is </w:t>
@@ -1155,7 +1164,7 @@
         <w:rPr>
           <w:rFonts w:ascii="Avenir Next" w:hAnsi="Avenir Next" w:cs="Avenir Next" w:eastAsia="Avenir Next"/>
           <w:color w:val="1A1A1A"/>
-          <w:sz w:val="21"/>
+          <w:sz w:val="22"/>
           <w:szCs w:val="21"/>
         </w:rPr>
         <w:t xml:space="preserve"> of 0.</w:t>
@@ -1175,25 +1184,25 @@
           <w:rFonts w:ascii="Avenir Next" w:hAnsi="Avenir Next" w:cs="Avenir Next" w:eastAsia="Avenir Next"/>
           <w:b/>
           <w:color w:val="003A70"/>
+          <w:sz w:val="22"/>
+          <w:szCs w:val="18"/>
+        </w:rPr>
+        <w:t xml:space="preserve">Step 2</w:t>
+      </w:r>
+      <w:r>
+        <w:rPr>
+          <w:rFonts w:ascii="Avenir Next" w:hAnsi="Avenir Next" w:cs="Avenir Next" w:eastAsia="Avenir Next"/>
+          <w:color w:val="1A1A1A"/>
           <w:sz w:val="18"/>
           <w:szCs w:val="18"/>
         </w:rPr>
-        <w:t xml:space="preserve">Step 2</w:t>
-      </w:r>
-      <w:r>
-        <w:rPr>
-          <w:rFonts w:ascii="Avenir Next" w:hAnsi="Avenir Next" w:cs="Avenir Next" w:eastAsia="Avenir Next"/>
-          <w:color w:val="1A1A1A"/>
-          <w:sz w:val="18"/>
-          <w:szCs w:val="18"/>
-        </w:rPr>
         <w:tab/>
       </w:r>
       <w:r>
         <w:rPr>
           <w:rFonts w:ascii="Avenir Next" w:hAnsi="Avenir Next" w:cs="Avenir Next" w:eastAsia="Avenir Next"/>
           <w:color w:val="1A1A1A"/>
-          <w:sz w:val="21"/>
+          <w:sz w:val="22"/>
           <w:szCs w:val="21"/>
         </w:rPr>
         <w:t xml:space="preserve">Split 0 to −1 into </w:t>
@@ -1212,7 +1221,7 @@
         <w:rPr>
           <w:rFonts w:ascii="Avenir Next" w:hAnsi="Avenir Next" w:cs="Avenir Next" w:eastAsia="Avenir Next"/>
           <w:color w:val="1A1A1A"/>
-          <w:sz w:val="21"/>
+          <w:sz w:val="22"/>
           <w:szCs w:val="21"/>
         </w:rPr>
         <w:t xml:space="preserve"> parts.</w:t>
@@ -1232,25 +1241,25 @@
           <w:rFonts w:ascii="Avenir Next" w:hAnsi="Avenir Next" w:cs="Avenir Next" w:eastAsia="Avenir Next"/>
           <w:b/>
           <w:color w:val="003A70"/>
+          <w:sz w:val="22"/>
+          <w:szCs w:val="18"/>
+        </w:rPr>
+        <w:t xml:space="preserve">Step 3</w:t>
+      </w:r>
+      <w:r>
+        <w:rPr>
+          <w:rFonts w:ascii="Avenir Next" w:hAnsi="Avenir Next" w:cs="Avenir Next" w:eastAsia="Avenir Next"/>
+          <w:color w:val="1A1A1A"/>
           <w:sz w:val="18"/>
           <w:szCs w:val="18"/>
         </w:rPr>
-        <w:t xml:space="preserve">Step 3</w:t>
-      </w:r>
-      <w:r>
-        <w:rPr>
-          <w:rFonts w:ascii="Avenir Next" w:hAnsi="Avenir Next" w:cs="Avenir Next" w:eastAsia="Avenir Next"/>
-          <w:color w:val="1A1A1A"/>
-          <w:sz w:val="18"/>
-          <w:szCs w:val="18"/>
-        </w:rPr>
         <w:tab/>
       </w:r>
       <w:r>
         <w:rPr>
           <w:rFonts w:ascii="Avenir Next" w:hAnsi="Avenir Next" w:cs="Avenir Next" w:eastAsia="Avenir Next"/>
           <w:color w:val="1A1A1A"/>
-          <w:sz w:val="21"/>
+          <w:sz w:val="22"/>
           <w:szCs w:val="21"/>
         </w:rPr>
         <w:t xml:space="preserve">Count </w:t>
@@ -1269,7 +1278,7 @@
         <w:rPr>
           <w:rFonts w:ascii="Avenir Next" w:hAnsi="Avenir Next" w:cs="Avenir Next" w:eastAsia="Avenir Next"/>
           <w:color w:val="1A1A1A"/>
-          <w:sz w:val="21"/>
+          <w:sz w:val="22"/>
           <w:szCs w:val="21"/>
         </w:rPr>
         <w:t xml:space="preserve"> parts left from 0.</w:t>
@@ -1277,11 +1286,61 @@
     </w:p>
     <w:p>
       <w:pPr>
+        <w:spacing w:before="30" w:after="30" w:line="240" w:lineRule="auto"/>
+        <w:ind w:left="432"/>
+      </w:pPr>
+      <w:r>
+        <w:rPr>
+          <w:rFonts w:ascii="Avenir Next" w:hAnsi="Avenir Next" w:cs="Avenir Next" w:eastAsia="Avenir Next"/>
+          <w:i/>
+          <w:color w:val="5A5F66"/>
+          <w:sz w:val="17"/>
+          <w:szCs w:val="17"/>
+        </w:rPr>
+        <w:t xml:space="preserve">Use this number line:  </w:t>
+      </w:r>
+      <w:r>
+        <w:drawing>
+          <wp:inline distT="0" distB="0" distL="0" distR="0">
+            <wp:extent cx="3474720" cy="512934"/>
+            <wp:docPr id="201" name="Workspace 201" descr="Blank number line from −1 to 0 with ticks at every eighth."/>
+            <a:graphic xmlns:a="http://schemas.openxmlformats.org/drawingml/2006/main">
+              <a:graphicData uri="http://schemas.openxmlformats.org/drawingml/2006/picture">
+                <pic:pic xmlns:pic="http://schemas.openxmlformats.org/drawingml/2006/picture">
+                  <pic:nvPicPr>
+                    <pic:cNvPr id="201" name="nl_m1_0_eighths.png"/>
+                    <pic:cNvPicPr/>
+                  </pic:nvPicPr>
+                  <pic:blipFill>
+                    <a:blip r:embed="rIdWs201"/>
+                    <a:stretch>
+                      <a:fillRect/>
+                    </a:stretch>
+                  </pic:blipFill>
+                  <pic:spPr>
+                    <a:xfrm>
+                      <a:off x="0" y="0"/>
+                      <a:ext cx="3474720" cy="512934"/>
+                    </a:xfrm>
+                    <a:prstGeom prst="rect">
+                      <a:avLst/>
+                    </a:prstGeom>
+                  </pic:spPr>
+                </pic:pic>
+              </a:graphicData>
+            </a:graphic>
+          </wp:inline>
+        </w:drawing>
+      </w:r>
+    </w:p>
+    <w:p>
+      <w:pPr>
         <w:spacing w:before="0" w:after="0" w:line="20" w:lineRule="exact"/>
       </w:pPr>
     </w:p>
     <w:p>
       <w:pPr>
+        <w:pStyle w:val="Heading2"/>
         <w:keepNext/>
         <w:pBdr>
           <w:bottom w:val="single" w:sz="8" w:space="3" w:color="003A70"/>
@@ -1297,7 +1356,7 @@
           <w:b/>
           <w:color w:val="003A70"/>
           <w:spacing w:val="14"/>
-          <w:sz w:val="19"/>
+          <w:sz w:val="22"/>
           <w:szCs w:val="19"/>
         </w:rPr>
         <w:t xml:space="preserve">YOUR TURN</w:t>
@@ -1316,7 +1375,7 @@
           <w:rFonts w:ascii="Avenir Next" w:hAnsi="Avenir Next" w:cs="Avenir Next" w:eastAsia="Avenir Next"/>
           <w:i/>
           <w:color w:val="5A5F66"/>
-          <w:sz w:val="17"/>
+          <w:sz w:val="22"/>
           <w:szCs w:val="17"/>
         </w:rPr>
         <w:t xml:space="preserve">use the steps on your own</w:t>
@@ -1827,7 +1886,7 @@
       <w:pPr>
         <w:pageBreakBefore/>
         <w:keepNext/>
-        <w:spacing w:before="0" w:after="12" w:line="264" w:lineRule="auto"/>
+        <w:spacing w:before="0" w:after="10" w:line="252" w:lineRule="auto"/>
       </w:pPr>
       <w:r>
         <w:rPr>
@@ -1836,7 +1895,7 @@
           <w:caps/>
           <w:color w:val="003A70"/>
           <w:spacing w:val="12"/>
-          <w:sz w:val="19"/>
+          <w:sz w:val="22"/>
           <w:szCs w:val="19"/>
         </w:rPr>
         <w:t xml:space="preserve">Lesson 7-4  ·  Session 1  ·  Prerequisite Practice B  ·  Skill 2 of 2</w:t>
@@ -1844,8 +1903,9 @@
     </w:p>
     <w:p>
       <w:pPr>
+        <w:pStyle w:val="Heading1"/>
         <w:keepNext/>
-        <w:spacing w:before="0" w:after="10" w:line="240" w:lineRule="auto"/>
+        <w:spacing w:before="0" w:after="8" w:line="240" w:lineRule="auto"/>
       </w:pPr>
       <w:r>
         <w:rPr>
@@ -1863,13 +1923,13 @@
         <w:pBdr>
           <w:bottom w:val="single" w:sz="4" w:space="5" w:color="C9CDD2"/>
         </w:pBdr>
-        <w:spacing w:before="0" w:after="60" w:line="264" w:lineRule="auto"/>
+        <w:spacing w:before="0" w:after="51" w:line="252" w:lineRule="auto"/>
       </w:pPr>
       <w:r>
         <w:rPr>
           <w:rFonts w:ascii="Avenir Next" w:hAnsi="Avenir Next" w:cs="Avenir Next" w:eastAsia="Avenir Next"/>
           <w:color w:val="5A5F66"/>
-          <w:sz w:val="17"/>
+          <w:sz w:val="22"/>
           <w:szCs w:val="17"/>
         </w:rPr>
         <w:t xml:space="preserve">Builds on Lesson 7-1 Session 1 · 6.NS.C.5</w:t>
@@ -1912,7 +1972,8 @@
           </w:tcPr>
           <w:p>
             <w:pPr>
-              <w:spacing w:before="0" w:after="0" w:line="252" w:lineRule="auto"/>
+              <w:pStyle w:val="Heading2"/>
+              <w:spacing w:before="0" w:after="0" w:line="246" w:lineRule="auto"/>
             </w:pPr>
             <w:r>
               <w:rPr>
@@ -1935,13 +1996,13 @@
           </w:tcPr>
           <w:p>
             <w:pPr>
-              <w:spacing w:before="0" w:after="0" w:line="264" w:lineRule="auto"/>
+              <w:spacing w:before="0" w:after="0" w:line="252" w:lineRule="auto"/>
             </w:pPr>
             <w:r>
               <w:rPr>
                 <w:rFonts w:ascii="Avenir Next" w:hAnsi="Avenir Next" w:cs="Avenir Next" w:eastAsia="Avenir Next"/>
                 <w:color w:val="1A1A1A"/>
-                <w:sz w:val="20"/>
+                <w:sz w:val="22"/>
                 <w:szCs w:val="20"/>
               </w:rPr>
               <w:t xml:space="preserve">You will compare cave floors at −24 m and −9 m.</w:t>
@@ -1961,7 +2022,8 @@
           </w:tcPr>
           <w:p>
             <w:pPr>
-              <w:spacing w:before="0" w:after="0" w:line="252" w:lineRule="auto"/>
+              <w:pStyle w:val="Heading2"/>
+              <w:spacing w:before="0" w:after="0" w:line="246" w:lineRule="auto"/>
             </w:pPr>
             <w:r>
               <w:rPr>
@@ -1984,13 +2046,13 @@
           </w:tcPr>
           <w:p>
             <w:pPr>
-              <w:spacing w:before="0" w:after="0" w:line="264" w:lineRule="auto"/>
+              <w:spacing w:before="0" w:after="0" w:line="252" w:lineRule="auto"/>
             </w:pPr>
             <w:r>
               <w:rPr>
                 <w:rFonts w:ascii="Avenir Next" w:hAnsi="Avenir Next" w:cs="Avenir Next" w:eastAsia="Avenir Next"/>
                 <w:color w:val="1A1A1A"/>
-                <w:sz w:val="20"/>
+                <w:sz w:val="22"/>
                 <w:szCs w:val="20"/>
               </w:rPr>
               <w:t xml:space="preserve">Write an integer for a situation, like 24 m below sea level = −24.  </w:t>
@@ -2000,7 +2062,7 @@
                 <w:rFonts w:ascii="Avenir Next" w:hAnsi="Avenir Next" w:cs="Avenir Next" w:eastAsia="Avenir Next"/>
                 <w:b/>
                 <w:color w:val="1A1A1A"/>
-                <w:sz w:val="20"/>
+                <w:sz w:val="22"/>
                 <w:szCs w:val="20"/>
               </w:rPr>
               <w:t xml:space="preserve">You will use it in Practice Form A, problems 3, 4, and 5.</w:t>
@@ -2011,6 +2073,7 @@
     </w:tbl>
     <w:p>
       <w:pPr>
+        <w:pStyle w:val="Heading2"/>
         <w:keepNext/>
         <w:pBdr>
           <w:bottom w:val="single" w:sz="8" w:space="3" w:color="003A70"/>
@@ -2018,7 +2081,7 @@
         <w:tabs>
           <w:tab w:val="right" w:pos="9504"/>
         </w:tabs>
-        <w:spacing w:before="50" w:after="36" w:line="240" w:lineRule="auto"/>
+        <w:spacing w:before="42" w:after="31" w:line="240" w:lineRule="auto"/>
       </w:pPr>
       <w:r>
         <w:rPr>
@@ -2026,7 +2089,7 @@
           <w:b/>
           <w:color w:val="003A70"/>
           <w:spacing w:val="14"/>
-          <w:sz w:val="19"/>
+          <w:sz w:val="22"/>
           <w:szCs w:val="19"/>
         </w:rPr>
         <w:t xml:space="preserve">STEPS TO FOLLOW</w:t>
@@ -2045,7 +2108,7 @@
           <w:rFonts w:ascii="Avenir Next" w:hAnsi="Avenir Next" w:cs="Avenir Next" w:eastAsia="Avenir Next"/>
           <w:i/>
           <w:color w:val="5A5F66"/>
-          <w:sz w:val="17"/>
+          <w:sz w:val="22"/>
           <w:szCs w:val="17"/>
         </w:rPr>
         <w:t xml:space="preserve">use these same steps on every problem</w:t>
@@ -2087,6 +2150,7 @@
           </w:tcPr>
           <w:p>
             <w:pPr>
+              <w:pStyle w:val="Heading1"/>
               <w:spacing w:before="0" w:after="0" w:line="240" w:lineRule="auto"/>
               <w:jc w:val="center"/>
             </w:pPr>
@@ -2109,13 +2173,13 @@
           </w:tcPr>
           <w:p>
             <w:pPr>
-              <w:spacing w:before="0" w:after="0" w:line="264" w:lineRule="auto"/>
+              <w:spacing w:before="0" w:after="0" w:line="252" w:lineRule="auto"/>
             </w:pPr>
             <w:r>
               <w:rPr>
                 <w:rFonts w:ascii="Avenir Next" w:hAnsi="Avenir Next" w:cs="Avenir Next" w:eastAsia="Avenir Next"/>
                 <w:color w:val="1A1A1A"/>
-                <w:sz w:val="21"/>
+                <w:sz w:val="22"/>
                 <w:szCs w:val="21"/>
               </w:rPr>
               <w:t xml:space="preserve">Find the </w:t>
@@ -2125,7 +2189,7 @@
                 <w:rFonts w:ascii="Avenir Next" w:hAnsi="Avenir Next" w:cs="Avenir Next" w:eastAsia="Avenir Next"/>
                 <w:b/>
                 <w:color w:val="1A1A1A"/>
-                <w:sz w:val="21"/>
+                <w:sz w:val="22"/>
                 <w:szCs w:val="21"/>
               </w:rPr>
               <w:t xml:space="preserve">zero</w:t>
@@ -2134,7 +2198,7 @@
               <w:rPr>
                 <w:rFonts w:ascii="Avenir Next" w:hAnsi="Avenir Next" w:cs="Avenir Next" w:eastAsia="Avenir Next"/>
                 <w:color w:val="1A1A1A"/>
-                <w:sz w:val="21"/>
+                <w:sz w:val="22"/>
                 <w:szCs w:val="21"/>
               </w:rPr>
               <w:t xml:space="preserve"> point: the ground, sea level, or $0.</w:t>
@@ -2153,6 +2217,7 @@
           </w:tcPr>
           <w:p>
             <w:pPr>
+              <w:pStyle w:val="Heading1"/>
               <w:spacing w:before="0" w:after="0" w:line="240" w:lineRule="auto"/>
               <w:jc w:val="center"/>
             </w:pPr>
@@ -2175,13 +2240,13 @@
           </w:tcPr>
           <w:p>
             <w:pPr>
-              <w:spacing w:before="0" w:after="0" w:line="264" w:lineRule="auto"/>
+              <w:spacing w:before="0" w:after="0" w:line="252" w:lineRule="auto"/>
             </w:pPr>
             <w:r>
               <w:rPr>
                 <w:rFonts w:ascii="Avenir Next" w:hAnsi="Avenir Next" w:cs="Avenir Next" w:eastAsia="Avenir Next"/>
                 <w:color w:val="1A1A1A"/>
-                <w:sz w:val="21"/>
+                <w:sz w:val="22"/>
                 <w:szCs w:val="21"/>
               </w:rPr>
               <w:t xml:space="preserve">Choose the </w:t>
@@ -2191,7 +2256,7 @@
                 <w:rFonts w:ascii="Avenir Next" w:hAnsi="Avenir Next" w:cs="Avenir Next" w:eastAsia="Avenir Next"/>
                 <w:b/>
                 <w:color w:val="1A1A1A"/>
-                <w:sz w:val="21"/>
+                <w:sz w:val="22"/>
                 <w:szCs w:val="21"/>
               </w:rPr>
               <w:t xml:space="preserve">sign</w:t>
@@ -2200,7 +2265,7 @@
               <w:rPr>
                 <w:rFonts w:ascii="Avenir Next" w:hAnsi="Avenir Next" w:cs="Avenir Next" w:eastAsia="Avenir Next"/>
                 <w:color w:val="1A1A1A"/>
-                <w:sz w:val="21"/>
+                <w:sz w:val="22"/>
                 <w:szCs w:val="21"/>
               </w:rPr>
               <w:t xml:space="preserve">: above or gain is +. Below or loss is −.</w:t>
@@ -2219,6 +2284,7 @@
           </w:tcPr>
           <w:p>
             <w:pPr>
+              <w:pStyle w:val="Heading1"/>
               <w:spacing w:before="0" w:after="0" w:line="240" w:lineRule="auto"/>
               <w:jc w:val="center"/>
             </w:pPr>
@@ -2241,13 +2307,13 @@
           </w:tcPr>
           <w:p>
             <w:pPr>
-              <w:spacing w:before="0" w:after="0" w:line="264" w:lineRule="auto"/>
+              <w:spacing w:before="0" w:after="0" w:line="252" w:lineRule="auto"/>
             </w:pPr>
             <w:r>
               <w:rPr>
                 <w:rFonts w:ascii="Avenir Next" w:hAnsi="Avenir Next" w:cs="Avenir Next" w:eastAsia="Avenir Next"/>
                 <w:color w:val="1A1A1A"/>
-                <w:sz w:val="21"/>
+                <w:sz w:val="22"/>
                 <w:szCs w:val="21"/>
               </w:rPr>
               <w:t xml:space="preserve">Write the </w:t>
@@ -2257,7 +2323,7 @@
                 <w:rFonts w:ascii="Avenir Next" w:hAnsi="Avenir Next" w:cs="Avenir Next" w:eastAsia="Avenir Next"/>
                 <w:b/>
                 <w:color w:val="1A1A1A"/>
-                <w:sz w:val="21"/>
+                <w:sz w:val="22"/>
                 <w:szCs w:val="21"/>
               </w:rPr>
               <w:t xml:space="preserve">number</w:t>
@@ -2266,7 +2332,7 @@
               <w:rPr>
                 <w:rFonts w:ascii="Avenir Next" w:hAnsi="Avenir Next" w:cs="Avenir Next" w:eastAsia="Avenir Next"/>
                 <w:color w:val="1A1A1A"/>
-                <w:sz w:val="21"/>
+                <w:sz w:val="22"/>
                 <w:szCs w:val="21"/>
               </w:rPr>
               <w:t xml:space="preserve"> with its sign.</w:t>
@@ -2277,6 +2343,7 @@
     </w:tbl>
     <w:p>
       <w:pPr>
+        <w:pStyle w:val="Heading2"/>
         <w:keepNext/>
         <w:pBdr>
           <w:bottom w:val="single" w:sz="8" w:space="3" w:color="003A70"/>
@@ -2284,7 +2351,7 @@
         <w:tabs>
           <w:tab w:val="right" w:pos="9504"/>
         </w:tabs>
-        <w:spacing w:before="50" w:after="36" w:line="240" w:lineRule="auto"/>
+        <w:spacing w:before="42" w:after="31" w:line="240" w:lineRule="auto"/>
       </w:pPr>
       <w:r>
         <w:rPr>
@@ -2292,7 +2359,7 @@
           <w:b/>
           <w:color w:val="003A70"/>
           <w:spacing w:val="14"/>
-          <w:sz w:val="19"/>
+          <w:sz w:val="22"/>
           <w:szCs w:val="19"/>
         </w:rPr>
         <w:t xml:space="preserve">WATCH ME</w:t>
@@ -2311,7 +2378,7 @@
           <w:rFonts w:ascii="Avenir Next" w:hAnsi="Avenir Next" w:cs="Avenir Next" w:eastAsia="Avenir Next"/>
           <w:i/>
           <w:color w:val="5A5F66"/>
-          <w:sz w:val="17"/>
+          <w:sz w:val="22"/>
           <w:szCs w:val="17"/>
         </w:rPr>
         <w:t xml:space="preserve">the steps in action</w:t>
@@ -2319,14 +2386,14 @@
     </w:p>
     <w:p>
       <w:pPr>
-        <w:spacing w:before="0" w:after="40" w:line="264" w:lineRule="auto"/>
+        <w:spacing w:before="0" w:after="34" w:line="252" w:lineRule="auto"/>
       </w:pPr>
       <w:r>
         <w:rPr>
           <w:rFonts w:ascii="Avenir Next" w:hAnsi="Avenir Next" w:cs="Avenir Next" w:eastAsia="Avenir Next"/>
           <w:b/>
           <w:color w:val="1A1A1A"/>
-          <w:sz w:val="21"/>
+          <w:sz w:val="22"/>
           <w:szCs w:val="21"/>
         </w:rPr>
         <w:t xml:space="preserve">A submarine is 35 m below sea level. Write an integer.</w:t>
@@ -2337,7 +2404,7 @@
         <w:tabs>
           <w:tab w:val="left" w:pos="950"/>
         </w:tabs>
-        <w:spacing w:before="0" w:after="24" w:line="256" w:lineRule="auto"/>
+        <w:spacing w:before="0" w:after="20" w:line="248" w:lineRule="auto"/>
         <w:ind w:left="950" w:hanging="950"/>
       </w:pPr>
       <w:r>
@@ -2345,25 +2412,25 @@
           <w:rFonts w:ascii="Avenir Next" w:hAnsi="Avenir Next" w:cs="Avenir Next" w:eastAsia="Avenir Next"/>
           <w:b/>
           <w:color w:val="003A70"/>
+          <w:sz w:val="22"/>
+          <w:szCs w:val="19"/>
+        </w:rPr>
+        <w:t xml:space="preserve">Step 1</w:t>
+      </w:r>
+      <w:r>
+        <w:rPr>
+          <w:rFonts w:ascii="Avenir Next" w:hAnsi="Avenir Next" w:cs="Avenir Next" w:eastAsia="Avenir Next"/>
+          <w:color w:val="1A1A1A"/>
           <w:sz w:val="19"/>
           <w:szCs w:val="19"/>
         </w:rPr>
-        <w:t xml:space="preserve">Step 1</w:t>
-      </w:r>
-      <w:r>
-        <w:rPr>
-          <w:rFonts w:ascii="Avenir Next" w:hAnsi="Avenir Next" w:cs="Avenir Next" w:eastAsia="Avenir Next"/>
-          <w:color w:val="1A1A1A"/>
-          <w:sz w:val="19"/>
-          <w:szCs w:val="19"/>
-        </w:rPr>
         <w:tab/>
       </w:r>
       <w:r>
         <w:rPr>
           <w:rFonts w:ascii="Avenir Next" w:hAnsi="Avenir Next" w:cs="Avenir Next" w:eastAsia="Avenir Next"/>
           <w:color w:val="1A1A1A"/>
-          <w:sz w:val="21"/>
+          <w:sz w:val="22"/>
           <w:szCs w:val="21"/>
         </w:rPr>
         <w:t xml:space="preserve">Zero is sea level.</w:t>
@@ -2374,7 +2441,7 @@
         <w:tabs>
           <w:tab w:val="left" w:pos="950"/>
         </w:tabs>
-        <w:spacing w:before="0" w:after="24" w:line="256" w:lineRule="auto"/>
+        <w:spacing w:before="0" w:after="20" w:line="248" w:lineRule="auto"/>
         <w:ind w:left="950" w:hanging="950"/>
       </w:pPr>
       <w:r>
@@ -2382,25 +2449,25 @@
           <w:rFonts w:ascii="Avenir Next" w:hAnsi="Avenir Next" w:cs="Avenir Next" w:eastAsia="Avenir Next"/>
           <w:b/>
           <w:color w:val="003A70"/>
+          <w:sz w:val="22"/>
+          <w:szCs w:val="19"/>
+        </w:rPr>
+        <w:t xml:space="preserve">Step 2</w:t>
+      </w:r>
+      <w:r>
+        <w:rPr>
+          <w:rFonts w:ascii="Avenir Next" w:hAnsi="Avenir Next" w:cs="Avenir Next" w:eastAsia="Avenir Next"/>
+          <w:color w:val="1A1A1A"/>
           <w:sz w:val="19"/>
           <w:szCs w:val="19"/>
         </w:rPr>
-        <w:t xml:space="preserve">Step 2</w:t>
-      </w:r>
-      <w:r>
-        <w:rPr>
-          <w:rFonts w:ascii="Avenir Next" w:hAnsi="Avenir Next" w:cs="Avenir Next" w:eastAsia="Avenir Next"/>
-          <w:color w:val="1A1A1A"/>
-          <w:sz w:val="19"/>
-          <w:szCs w:val="19"/>
-        </w:rPr>
         <w:tab/>
       </w:r>
       <w:r>
         <w:rPr>
           <w:rFonts w:ascii="Avenir Next" w:hAnsi="Avenir Next" w:cs="Avenir Next" w:eastAsia="Avenir Next"/>
           <w:color w:val="1A1A1A"/>
-          <w:sz w:val="21"/>
+          <w:sz w:val="22"/>
           <w:szCs w:val="21"/>
         </w:rPr>
         <w:t xml:space="preserve">Below sea level, so the sign is −.</w:t>
@@ -2411,7 +2478,7 @@
         <w:tabs>
           <w:tab w:val="left" w:pos="950"/>
         </w:tabs>
-        <w:spacing w:before="0" w:after="24" w:line="256" w:lineRule="auto"/>
+        <w:spacing w:before="0" w:after="20" w:line="248" w:lineRule="auto"/>
         <w:ind w:left="950" w:hanging="950"/>
       </w:pPr>
       <w:r>
@@ -2419,25 +2486,25 @@
           <w:rFonts w:ascii="Avenir Next" w:hAnsi="Avenir Next" w:cs="Avenir Next" w:eastAsia="Avenir Next"/>
           <w:b/>
           <w:color w:val="003A70"/>
+          <w:sz w:val="22"/>
+          <w:szCs w:val="19"/>
+        </w:rPr>
+        <w:t xml:space="preserve">Step 3</w:t>
+      </w:r>
+      <w:r>
+        <w:rPr>
+          <w:rFonts w:ascii="Avenir Next" w:hAnsi="Avenir Next" w:cs="Avenir Next" w:eastAsia="Avenir Next"/>
+          <w:color w:val="1A1A1A"/>
           <w:sz w:val="19"/>
           <w:szCs w:val="19"/>
         </w:rPr>
-        <w:t xml:space="preserve">Step 3</w:t>
-      </w:r>
-      <w:r>
-        <w:rPr>
-          <w:rFonts w:ascii="Avenir Next" w:hAnsi="Avenir Next" w:cs="Avenir Next" w:eastAsia="Avenir Next"/>
-          <w:color w:val="1A1A1A"/>
-          <w:sz w:val="19"/>
-          <w:szCs w:val="19"/>
-        </w:rPr>
         <w:tab/>
       </w:r>
       <w:r>
         <w:rPr>
           <w:rFonts w:ascii="Avenir Next" w:hAnsi="Avenir Next" w:cs="Avenir Next" w:eastAsia="Avenir Next"/>
           <w:color w:val="1A1A1A"/>
-          <w:sz w:val="21"/>
+          <w:sz w:val="22"/>
           <w:szCs w:val="21"/>
         </w:rPr>
         <w:t xml:space="preserve">Write −35.</w:t>
@@ -2448,41 +2515,42 @@
         <w:tabs>
           <w:tab w:val="left" w:pos="950"/>
         </w:tabs>
-        <w:spacing w:before="20" w:after="0" w:line="256" w:lineRule="auto"/>
+        <w:spacing w:before="17" w:after="0" w:line="248" w:lineRule="auto"/>
         <w:ind w:left="950" w:hanging="950"/>
       </w:pPr>
       <w:r>
         <w:rPr>
           <w:rFonts w:ascii="Avenir Next" w:hAnsi="Avenir Next" w:cs="Avenir Next" w:eastAsia="Avenir Next"/>
           <w:b/>
+          <w:color w:val="1A1A1A"/>
+          <w:sz w:val="22"/>
+          <w:szCs w:val="21"/>
+        </w:rPr>
+        <w:t xml:space="preserve">Answer</w:t>
+      </w:r>
+      <w:r>
+        <w:rPr>
+          <w:rFonts w:ascii="Avenir Next" w:hAnsi="Avenir Next" w:cs="Avenir Next" w:eastAsia="Avenir Next"/>
           <w:color w:val="1A1A1A"/>
           <w:sz w:val="21"/>
           <w:szCs w:val="21"/>
         </w:rPr>
-        <w:t xml:space="preserve">Answer</w:t>
-      </w:r>
-      <w:r>
-        <w:rPr>
-          <w:rFonts w:ascii="Avenir Next" w:hAnsi="Avenir Next" w:cs="Avenir Next" w:eastAsia="Avenir Next"/>
-          <w:color w:val="1A1A1A"/>
-          <w:sz w:val="21"/>
+        <w:tab/>
+      </w:r>
+      <w:r>
+        <w:rPr>
+          <w:rFonts w:ascii="Avenir Next" w:hAnsi="Avenir Next" w:cs="Avenir Next" w:eastAsia="Avenir Next"/>
+          <w:b/>
+          <w:color w:val="1A1A1A"/>
+          <w:sz w:val="22"/>
           <w:szCs w:val="21"/>
         </w:rPr>
-        <w:tab/>
-      </w:r>
-      <w:r>
-        <w:rPr>
-          <w:rFonts w:ascii="Avenir Next" w:hAnsi="Avenir Next" w:cs="Avenir Next" w:eastAsia="Avenir Next"/>
-          <w:b/>
-          <w:color w:val="1A1A1A"/>
-          <w:sz w:val="21"/>
-          <w:szCs w:val="21"/>
-        </w:rPr>
         <w:t xml:space="preserve">−35</w:t>
       </w:r>
     </w:p>
     <w:p>
       <w:pPr>
+        <w:pStyle w:val="Heading2"/>
         <w:keepNext/>
         <w:pBdr>
           <w:bottom w:val="single" w:sz="8" w:space="3" w:color="003A70"/>
@@ -2490,7 +2558,7 @@
         <w:tabs>
           <w:tab w:val="right" w:pos="9504"/>
         </w:tabs>
-        <w:spacing w:before="50" w:after="36" w:line="240" w:lineRule="auto"/>
+        <w:spacing w:before="42" w:after="31" w:line="240" w:lineRule="auto"/>
       </w:pPr>
       <w:r>
         <w:rPr>
@@ -2498,7 +2566,7 @@
           <w:b/>
           <w:color w:val="003A70"/>
           <w:spacing w:val="14"/>
-          <w:sz w:val="19"/>
+          <w:sz w:val="22"/>
           <w:szCs w:val="19"/>
         </w:rPr>
         <w:t xml:space="preserve">TRY IT WITH HELP</w:t>
@@ -2517,7 +2585,7 @@
           <w:rFonts w:ascii="Avenir Next" w:hAnsi="Avenir Next" w:cs="Avenir Next" w:eastAsia="Avenir Next"/>
           <w:i/>
           <w:color w:val="5A5F66"/>
-          <w:sz w:val="17"/>
+          <w:sz w:val="22"/>
           <w:szCs w:val="17"/>
         </w:rPr>
         <w:t xml:space="preserve">fill in each step</w:t>
@@ -2529,7 +2597,7 @@
         <w:tabs>
           <w:tab w:val="left" w:pos="432"/>
         </w:tabs>
-        <w:spacing w:before="90" w:after="40" w:line="268" w:lineRule="auto"/>
+        <w:spacing w:before="76" w:after="34" w:line="254" w:lineRule="auto"/>
         <w:ind w:left="432" w:hanging="432"/>
       </w:pPr>
       <w:r>
@@ -2567,7 +2635,7 @@
         <w:tabs>
           <w:tab w:val="left" w:pos="1300"/>
         </w:tabs>
-        <w:spacing w:before="0" w:after="24" w:line="272" w:lineRule="auto"/>
+        <w:spacing w:before="0" w:after="20" w:line="256" w:lineRule="auto"/>
         <w:ind w:left="1300" w:hanging="868"/>
       </w:pPr>
       <w:r>
@@ -2575,25 +2643,25 @@
           <w:rFonts w:ascii="Avenir Next" w:hAnsi="Avenir Next" w:cs="Avenir Next" w:eastAsia="Avenir Next"/>
           <w:b/>
           <w:color w:val="003A70"/>
+          <w:sz w:val="22"/>
+          <w:szCs w:val="18"/>
+        </w:rPr>
+        <w:t xml:space="preserve">Step 1</w:t>
+      </w:r>
+      <w:r>
+        <w:rPr>
+          <w:rFonts w:ascii="Avenir Next" w:hAnsi="Avenir Next" w:cs="Avenir Next" w:eastAsia="Avenir Next"/>
+          <w:color w:val="1A1A1A"/>
           <w:sz w:val="18"/>
           <w:szCs w:val="18"/>
         </w:rPr>
-        <w:t xml:space="preserve">Step 1</w:t>
-      </w:r>
-      <w:r>
-        <w:rPr>
-          <w:rFonts w:ascii="Avenir Next" w:hAnsi="Avenir Next" w:cs="Avenir Next" w:eastAsia="Avenir Next"/>
-          <w:color w:val="1A1A1A"/>
-          <w:sz w:val="18"/>
-          <w:szCs w:val="18"/>
-        </w:rPr>
         <w:tab/>
       </w:r>
       <w:r>
         <w:rPr>
           <w:rFonts w:ascii="Avenir Next" w:hAnsi="Avenir Next" w:cs="Avenir Next" w:eastAsia="Avenir Next"/>
           <w:color w:val="1A1A1A"/>
-          <w:sz w:val="21"/>
+          <w:sz w:val="22"/>
           <w:szCs w:val="21"/>
         </w:rPr>
         <w:t xml:space="preserve">Zero is </w:t>
@@ -2612,7 +2680,7 @@
         <w:rPr>
           <w:rFonts w:ascii="Avenir Next" w:hAnsi="Avenir Next" w:cs="Avenir Next" w:eastAsia="Avenir Next"/>
           <w:color w:val="1A1A1A"/>
-          <w:sz w:val="21"/>
+          <w:sz w:val="22"/>
           <w:szCs w:val="21"/>
         </w:rPr>
         <w:t xml:space="preserve"> points.</w:t>
@@ -2624,7 +2692,7 @@
         <w:tabs>
           <w:tab w:val="left" w:pos="1300"/>
         </w:tabs>
-        <w:spacing w:before="0" w:after="24" w:line="272" w:lineRule="auto"/>
+        <w:spacing w:before="0" w:after="20" w:line="256" w:lineRule="auto"/>
         <w:ind w:left="1300" w:hanging="868"/>
       </w:pPr>
       <w:r>
@@ -2632,25 +2700,25 @@
           <w:rFonts w:ascii="Avenir Next" w:hAnsi="Avenir Next" w:cs="Avenir Next" w:eastAsia="Avenir Next"/>
           <w:b/>
           <w:color w:val="003A70"/>
+          <w:sz w:val="22"/>
+          <w:szCs w:val="18"/>
+        </w:rPr>
+        <w:t xml:space="preserve">Step 2</w:t>
+      </w:r>
+      <w:r>
+        <w:rPr>
+          <w:rFonts w:ascii="Avenir Next" w:hAnsi="Avenir Next" w:cs="Avenir Next" w:eastAsia="Avenir Next"/>
+          <w:color w:val="1A1A1A"/>
           <w:sz w:val="18"/>
           <w:szCs w:val="18"/>
         </w:rPr>
-        <w:t xml:space="preserve">Step 2</w:t>
-      </w:r>
-      <w:r>
-        <w:rPr>
-          <w:rFonts w:ascii="Avenir Next" w:hAnsi="Avenir Next" w:cs="Avenir Next" w:eastAsia="Avenir Next"/>
-          <w:color w:val="1A1A1A"/>
-          <w:sz w:val="18"/>
-          <w:szCs w:val="18"/>
-        </w:rPr>
         <w:tab/>
       </w:r>
       <w:r>
         <w:rPr>
           <w:rFonts w:ascii="Avenir Next" w:hAnsi="Avenir Next" w:cs="Avenir Next" w:eastAsia="Avenir Next"/>
           <w:color w:val="1A1A1A"/>
-          <w:sz w:val="21"/>
+          <w:sz w:val="22"/>
           <w:szCs w:val="21"/>
         </w:rPr>
         <w:t xml:space="preserve">A loss, so the sign is </w:t>
@@ -2669,7 +2737,7 @@
         <w:rPr>
           <w:rFonts w:ascii="Avenir Next" w:hAnsi="Avenir Next" w:cs="Avenir Next" w:eastAsia="Avenir Next"/>
           <w:color w:val="1A1A1A"/>
-          <w:sz w:val="21"/>
+          <w:sz w:val="22"/>
           <w:szCs w:val="21"/>
         </w:rPr>
         <w:t xml:space="preserve">.</w:t>
@@ -2681,7 +2749,7 @@
         <w:tabs>
           <w:tab w:val="left" w:pos="1300"/>
         </w:tabs>
-        <w:spacing w:before="0" w:after="24" w:line="272" w:lineRule="auto"/>
+        <w:spacing w:before="0" w:after="20" w:line="256" w:lineRule="auto"/>
         <w:ind w:left="1300" w:hanging="868"/>
       </w:pPr>
       <w:r>
@@ -2689,25 +2757,25 @@
           <w:rFonts w:ascii="Avenir Next" w:hAnsi="Avenir Next" w:cs="Avenir Next" w:eastAsia="Avenir Next"/>
           <w:b/>
           <w:color w:val="003A70"/>
+          <w:sz w:val="22"/>
+          <w:szCs w:val="18"/>
+        </w:rPr>
+        <w:t xml:space="preserve">Step 3</w:t>
+      </w:r>
+      <w:r>
+        <w:rPr>
+          <w:rFonts w:ascii="Avenir Next" w:hAnsi="Avenir Next" w:cs="Avenir Next" w:eastAsia="Avenir Next"/>
+          <w:color w:val="1A1A1A"/>
           <w:sz w:val="18"/>
           <w:szCs w:val="18"/>
         </w:rPr>
-        <w:t xml:space="preserve">Step 3</w:t>
-      </w:r>
-      <w:r>
-        <w:rPr>
-          <w:rFonts w:ascii="Avenir Next" w:hAnsi="Avenir Next" w:cs="Avenir Next" w:eastAsia="Avenir Next"/>
-          <w:color w:val="1A1A1A"/>
-          <w:sz w:val="18"/>
-          <w:szCs w:val="18"/>
-        </w:rPr>
         <w:tab/>
       </w:r>
       <w:r>
         <w:rPr>
           <w:rFonts w:ascii="Avenir Next" w:hAnsi="Avenir Next" w:cs="Avenir Next" w:eastAsia="Avenir Next"/>
           <w:color w:val="1A1A1A"/>
-          <w:sz w:val="21"/>
+          <w:sz w:val="22"/>
           <w:szCs w:val="21"/>
         </w:rPr>
         <w:t xml:space="preserve">The integer is </w:t>
@@ -2726,7 +2794,7 @@
         <w:rPr>
           <w:rFonts w:ascii="Avenir Next" w:hAnsi="Avenir Next" w:cs="Avenir Next" w:eastAsia="Avenir Next"/>
           <w:color w:val="1A1A1A"/>
-          <w:sz w:val="21"/>
+          <w:sz w:val="22"/>
           <w:szCs w:val="21"/>
         </w:rPr>
         <w:t xml:space="preserve">.</w:t>
@@ -2743,7 +2811,7 @@
         <w:tabs>
           <w:tab w:val="left" w:pos="432"/>
         </w:tabs>
-        <w:spacing w:before="90" w:after="40" w:line="268" w:lineRule="auto"/>
+        <w:spacing w:before="76" w:after="34" w:line="254" w:lineRule="auto"/>
         <w:ind w:left="432" w:hanging="432"/>
       </w:pPr>
       <w:r>
@@ -2781,7 +2849,7 @@
         <w:tabs>
           <w:tab w:val="left" w:pos="1300"/>
         </w:tabs>
-        <w:spacing w:before="0" w:after="24" w:line="272" w:lineRule="auto"/>
+        <w:spacing w:before="0" w:after="20" w:line="256" w:lineRule="auto"/>
         <w:ind w:left="1300" w:hanging="868"/>
       </w:pPr>
       <w:r>
@@ -2789,25 +2857,25 @@
           <w:rFonts w:ascii="Avenir Next" w:hAnsi="Avenir Next" w:cs="Avenir Next" w:eastAsia="Avenir Next"/>
           <w:b/>
           <w:color w:val="003A70"/>
+          <w:sz w:val="22"/>
+          <w:szCs w:val="18"/>
+        </w:rPr>
+        <w:t xml:space="preserve">Step 1</w:t>
+      </w:r>
+      <w:r>
+        <w:rPr>
+          <w:rFonts w:ascii="Avenir Next" w:hAnsi="Avenir Next" w:cs="Avenir Next" w:eastAsia="Avenir Next"/>
+          <w:color w:val="1A1A1A"/>
           <w:sz w:val="18"/>
           <w:szCs w:val="18"/>
         </w:rPr>
-        <w:t xml:space="preserve">Step 1</w:t>
-      </w:r>
-      <w:r>
-        <w:rPr>
-          <w:rFonts w:ascii="Avenir Next" w:hAnsi="Avenir Next" w:cs="Avenir Next" w:eastAsia="Avenir Next"/>
-          <w:color w:val="1A1A1A"/>
-          <w:sz w:val="18"/>
-          <w:szCs w:val="18"/>
-        </w:rPr>
         <w:tab/>
       </w:r>
       <w:r>
         <w:rPr>
           <w:rFonts w:ascii="Avenir Next" w:hAnsi="Avenir Next" w:cs="Avenir Next" w:eastAsia="Avenir Next"/>
           <w:color w:val="1A1A1A"/>
-          <w:sz w:val="21"/>
+          <w:sz w:val="22"/>
           <w:szCs w:val="21"/>
         </w:rPr>
         <w:t xml:space="preserve">Zero is </w:t>
@@ -2826,7 +2894,7 @@
         <w:rPr>
           <w:rFonts w:ascii="Avenir Next" w:hAnsi="Avenir Next" w:cs="Avenir Next" w:eastAsia="Avenir Next"/>
           <w:color w:val="1A1A1A"/>
-          <w:sz w:val="21"/>
+          <w:sz w:val="22"/>
           <w:szCs w:val="21"/>
         </w:rPr>
         <w:t xml:space="preserve"> degrees.</w:t>
@@ -2838,7 +2906,7 @@
         <w:tabs>
           <w:tab w:val="left" w:pos="1300"/>
         </w:tabs>
-        <w:spacing w:before="0" w:after="24" w:line="272" w:lineRule="auto"/>
+        <w:spacing w:before="0" w:after="20" w:line="256" w:lineRule="auto"/>
         <w:ind w:left="1300" w:hanging="868"/>
       </w:pPr>
       <w:r>
@@ -2846,25 +2914,25 @@
           <w:rFonts w:ascii="Avenir Next" w:hAnsi="Avenir Next" w:cs="Avenir Next" w:eastAsia="Avenir Next"/>
           <w:b/>
           <w:color w:val="003A70"/>
+          <w:sz w:val="22"/>
+          <w:szCs w:val="18"/>
+        </w:rPr>
+        <w:t xml:space="preserve">Step 2</w:t>
+      </w:r>
+      <w:r>
+        <w:rPr>
+          <w:rFonts w:ascii="Avenir Next" w:hAnsi="Avenir Next" w:cs="Avenir Next" w:eastAsia="Avenir Next"/>
+          <w:color w:val="1A1A1A"/>
           <w:sz w:val="18"/>
           <w:szCs w:val="18"/>
         </w:rPr>
-        <w:t xml:space="preserve">Step 2</w:t>
-      </w:r>
-      <w:r>
-        <w:rPr>
-          <w:rFonts w:ascii="Avenir Next" w:hAnsi="Avenir Next" w:cs="Avenir Next" w:eastAsia="Avenir Next"/>
-          <w:color w:val="1A1A1A"/>
-          <w:sz w:val="18"/>
-          <w:szCs w:val="18"/>
-        </w:rPr>
         <w:tab/>
       </w:r>
       <w:r>
         <w:rPr>
           <w:rFonts w:ascii="Avenir Next" w:hAnsi="Avenir Next" w:cs="Avenir Next" w:eastAsia="Avenir Next"/>
           <w:color w:val="1A1A1A"/>
-          <w:sz w:val="21"/>
+          <w:sz w:val="22"/>
           <w:szCs w:val="21"/>
         </w:rPr>
         <w:t xml:space="preserve">Above 0, so the sign is </w:t>
@@ -2883,7 +2951,7 @@
         <w:rPr>
           <w:rFonts w:ascii="Avenir Next" w:hAnsi="Avenir Next" w:cs="Avenir Next" w:eastAsia="Avenir Next"/>
           <w:color w:val="1A1A1A"/>
-          <w:sz w:val="21"/>
+          <w:sz w:val="22"/>
           <w:szCs w:val="21"/>
         </w:rPr>
         <w:t xml:space="preserve">.</w:t>
@@ -2895,7 +2963,7 @@
         <w:tabs>
           <w:tab w:val="left" w:pos="1300"/>
         </w:tabs>
-        <w:spacing w:before="0" w:after="24" w:line="272" w:lineRule="auto"/>
+        <w:spacing w:before="0" w:after="20" w:line="256" w:lineRule="auto"/>
         <w:ind w:left="1300" w:hanging="868"/>
       </w:pPr>
       <w:r>
@@ -2903,25 +2971,25 @@
           <w:rFonts w:ascii="Avenir Next" w:hAnsi="Avenir Next" w:cs="Avenir Next" w:eastAsia="Avenir Next"/>
           <w:b/>
           <w:color w:val="003A70"/>
+          <w:sz w:val="22"/>
+          <w:szCs w:val="18"/>
+        </w:rPr>
+        <w:t xml:space="preserve">Step 3</w:t>
+      </w:r>
+      <w:r>
+        <w:rPr>
+          <w:rFonts w:ascii="Avenir Next" w:hAnsi="Avenir Next" w:cs="Avenir Next" w:eastAsia="Avenir Next"/>
+          <w:color w:val="1A1A1A"/>
           <w:sz w:val="18"/>
           <w:szCs w:val="18"/>
         </w:rPr>
-        <w:t xml:space="preserve">Step 3</w:t>
-      </w:r>
-      <w:r>
-        <w:rPr>
-          <w:rFonts w:ascii="Avenir Next" w:hAnsi="Avenir Next" w:cs="Avenir Next" w:eastAsia="Avenir Next"/>
-          <w:color w:val="1A1A1A"/>
-          <w:sz w:val="18"/>
-          <w:szCs w:val="18"/>
-        </w:rPr>
         <w:tab/>
       </w:r>
       <w:r>
         <w:rPr>
           <w:rFonts w:ascii="Avenir Next" w:hAnsi="Avenir Next" w:cs="Avenir Next" w:eastAsia="Avenir Next"/>
           <w:color w:val="1A1A1A"/>
-          <w:sz w:val="21"/>
+          <w:sz w:val="22"/>
           <w:szCs w:val="21"/>
         </w:rPr>
         <w:t xml:space="preserve">The integer is </w:t>
@@ -2940,7 +3008,7 @@
         <w:rPr>
           <w:rFonts w:ascii="Avenir Next" w:hAnsi="Avenir Next" w:cs="Avenir Next" w:eastAsia="Avenir Next"/>
           <w:color w:val="1A1A1A"/>
-          <w:sz w:val="21"/>
+          <w:sz w:val="22"/>
           <w:szCs w:val="21"/>
         </w:rPr>
         <w:t xml:space="preserve">.</w:t>
@@ -2953,6 +3021,7 @@
     </w:p>
     <w:p>
       <w:pPr>
+        <w:pStyle w:val="Heading2"/>
         <w:keepNext/>
         <w:pBdr>
           <w:bottom w:val="single" w:sz="8" w:space="3" w:color="003A70"/>
@@ -2960,7 +3029,7 @@
         <w:tabs>
           <w:tab w:val="right" w:pos="9504"/>
         </w:tabs>
-        <w:spacing w:before="50" w:after="36" w:line="240" w:lineRule="auto"/>
+        <w:spacing w:before="42" w:after="31" w:line="240" w:lineRule="auto"/>
       </w:pPr>
       <w:r>
         <w:rPr>
@@ -2968,7 +3037,7 @@
           <w:b/>
           <w:color w:val="003A70"/>
           <w:spacing w:val="14"/>
-          <w:sz w:val="19"/>
+          <w:sz w:val="22"/>
           <w:szCs w:val="19"/>
         </w:rPr>
         <w:t xml:space="preserve">YOUR TURN</w:t>
@@ -2987,7 +3056,7 @@
           <w:rFonts w:ascii="Avenir Next" w:hAnsi="Avenir Next" w:cs="Avenir Next" w:eastAsia="Avenir Next"/>
           <w:i/>
           <w:color w:val="5A5F66"/>
-          <w:sz w:val="17"/>
+          <w:sz w:val="22"/>
           <w:szCs w:val="17"/>
         </w:rPr>
         <w:t xml:space="preserve">use the steps on your own</w:t>
@@ -3037,7 +3106,7 @@
               <w:tabs>
                 <w:tab w:val="left" w:pos="432"/>
               </w:tabs>
-              <w:spacing w:before="90" w:after="40" w:line="268" w:lineRule="auto"/>
+              <w:spacing w:before="76" w:after="34" w:line="254" w:lineRule="auto"/>
               <w:ind w:left="432" w:hanging="432"/>
             </w:pPr>
             <w:r>
@@ -3110,7 +3179,7 @@
                     <w:tabs>
                       <w:tab w:val="left" w:pos="340"/>
                     </w:tabs>
-                    <w:spacing w:before="0" w:after="0" w:line="276" w:lineRule="auto"/>
+                    <w:spacing w:before="0" w:after="0" w:line="258" w:lineRule="auto"/>
                     <w:ind w:left="340" w:hanging="340"/>
                   </w:pPr>
                   <w:r>
@@ -3172,7 +3241,7 @@
                     <w:tabs>
                       <w:tab w:val="left" w:pos="340"/>
                     </w:tabs>
-                    <w:spacing w:before="0" w:after="0" w:line="276" w:lineRule="auto"/>
+                    <w:spacing w:before="0" w:after="0" w:line="258" w:lineRule="auto"/>
                     <w:ind w:left="340" w:hanging="340"/>
                   </w:pPr>
                   <w:r>
@@ -3240,7 +3309,7 @@
                     <w:tabs>
                       <w:tab w:val="left" w:pos="340"/>
                     </w:tabs>
-                    <w:spacing w:before="0" w:after="0" w:line="276" w:lineRule="auto"/>
+                    <w:spacing w:before="0" w:after="0" w:line="258" w:lineRule="auto"/>
                     <w:ind w:left="340" w:hanging="340"/>
                   </w:pPr>
                   <w:r>
@@ -3302,7 +3371,7 @@
                     <w:tabs>
                       <w:tab w:val="left" w:pos="340"/>
                     </w:tabs>
-                    <w:spacing w:before="0" w:after="0" w:line="276" w:lineRule="auto"/>
+                    <w:spacing w:before="0" w:after="0" w:line="258" w:lineRule="auto"/>
                     <w:ind w:left="340" w:hanging="340"/>
                   </w:pPr>
                   <w:r>
@@ -3370,7 +3439,7 @@
                     <w:tabs>
                       <w:tab w:val="left" w:pos="340"/>
                     </w:tabs>
-                    <w:spacing w:before="0" w:after="0" w:line="276" w:lineRule="auto"/>
+                    <w:spacing w:before="0" w:after="0" w:line="258" w:lineRule="auto"/>
                     <w:ind w:left="340" w:hanging="340"/>
                   </w:pPr>
                   <w:r>
@@ -3432,7 +3501,7 @@
                     <w:tabs>
                       <w:tab w:val="left" w:pos="340"/>
                     </w:tabs>
-                    <w:spacing w:before="0" w:after="0" w:line="276" w:lineRule="auto"/>
+                    <w:spacing w:before="0" w:after="0" w:line="258" w:lineRule="auto"/>
                     <w:ind w:left="340" w:hanging="340"/>
                   </w:pPr>
                   <w:r>
@@ -3501,6 +3570,7 @@
     </w:p>
     <w:p>
       <w:pPr>
+        <w:pStyle w:val="Heading2"/>
         <w:keepNext/>
         <w:pBdr>
           <w:bottom w:val="single" w:sz="8" w:space="3" w:color="003A70"/>
@@ -3508,7 +3578,7 @@
         <w:tabs>
           <w:tab w:val="right" w:pos="9504"/>
         </w:tabs>
-        <w:spacing w:before="50" w:after="36" w:line="240" w:lineRule="auto"/>
+        <w:spacing w:before="42" w:after="31" w:line="240" w:lineRule="auto"/>
       </w:pPr>
       <w:r>
         <w:rPr>
@@ -3516,7 +3586,7 @@
           <w:b/>
           <w:color w:val="003A70"/>
           <w:spacing w:val="14"/>
-          <w:sz w:val="19"/>
+          <w:sz w:val="22"/>
           <w:szCs w:val="19"/>
         </w:rPr>
         <w:t xml:space="preserve">READY CHECK</w:t>
@@ -3535,7 +3605,7 @@
           <w:rFonts w:ascii="Avenir Next" w:hAnsi="Avenir Next" w:cs="Avenir Next" w:eastAsia="Avenir Next"/>
           <w:i/>
           <w:color w:val="5A5F66"/>
-          <w:sz w:val="17"/>
+          <w:sz w:val="22"/>
           <w:szCs w:val="17"/>
         </w:rPr>
         <w:t xml:space="preserve">a problem like the one in today’s lesson</w:t>
@@ -3585,7 +3655,7 @@
               <w:tabs>
                 <w:tab w:val="left" w:pos="432"/>
               </w:tabs>
-              <w:spacing w:before="90" w:after="40" w:line="268" w:lineRule="auto"/>
+              <w:spacing w:before="76" w:after="34" w:line="254" w:lineRule="auto"/>
               <w:ind w:left="432" w:hanging="432"/>
             </w:pPr>
             <w:r>
@@ -3659,7 +3729,7 @@
                     <w:tabs>
                       <w:tab w:val="left" w:pos="340"/>
                     </w:tabs>
-                    <w:spacing w:before="0" w:after="0" w:line="264" w:lineRule="auto"/>
+                    <w:spacing w:before="0" w:after="0" w:line="252" w:lineRule="auto"/>
                     <w:ind w:left="340" w:hanging="340"/>
                   </w:pPr>
                   <w:r>
@@ -3667,25 +3737,25 @@
                       <w:rFonts w:ascii="Avenir Next" w:hAnsi="Avenir Next" w:cs="Avenir Next" w:eastAsia="Avenir Next"/>
                       <w:b/>
                       <w:color w:val="003A70"/>
+                      <w:sz w:val="22"/>
+                      <w:szCs w:val="21"/>
+                    </w:rPr>
+                    <w:t xml:space="preserve">A</w:t>
+                  </w:r>
+                  <w:r>
+                    <w:rPr>
+                      <w:rFonts w:ascii="Avenir Next" w:hAnsi="Avenir Next" w:cs="Avenir Next" w:eastAsia="Avenir Next"/>
+                      <w:color w:val="1A1A1A"/>
                       <w:sz w:val="21"/>
                       <w:szCs w:val="21"/>
                     </w:rPr>
-                    <w:t xml:space="preserve">A</w:t>
-                  </w:r>
-                  <w:r>
-                    <w:rPr>
-                      <w:rFonts w:ascii="Avenir Next" w:hAnsi="Avenir Next" w:cs="Avenir Next" w:eastAsia="Avenir Next"/>
-                      <w:color w:val="1A1A1A"/>
-                      <w:sz w:val="21"/>
-                      <w:szCs w:val="21"/>
-                    </w:rPr>
                     <w:tab/>
                   </w:r>
                   <w:r>
                     <w:rPr>
                       <w:rFonts w:ascii="Avenir Next" w:hAnsi="Avenir Next" w:cs="Avenir Next" w:eastAsia="Avenir Next"/>
                       <w:color w:val="1A1A1A"/>
-                      <w:sz w:val="21"/>
+                      <w:sz w:val="22"/>
                       <w:szCs w:val="21"/>
                     </w:rPr>
                     <w:t xml:space="preserve">24</w:t>
@@ -3702,7 +3772,7 @@
                     <w:tabs>
                       <w:tab w:val="left" w:pos="340"/>
                     </w:tabs>
-                    <w:spacing w:before="0" w:after="0" w:line="264" w:lineRule="auto"/>
+                    <w:spacing w:before="0" w:after="0" w:line="252" w:lineRule="auto"/>
                     <w:ind w:left="340" w:hanging="340"/>
                   </w:pPr>
                   <w:r>
@@ -3710,25 +3780,25 @@
                       <w:rFonts w:ascii="Avenir Next" w:hAnsi="Avenir Next" w:cs="Avenir Next" w:eastAsia="Avenir Next"/>
                       <w:b/>
                       <w:color w:val="003A70"/>
+                      <w:sz w:val="22"/>
+                      <w:szCs w:val="21"/>
+                    </w:rPr>
+                    <w:t xml:space="preserve">B</w:t>
+                  </w:r>
+                  <w:r>
+                    <w:rPr>
+                      <w:rFonts w:ascii="Avenir Next" w:hAnsi="Avenir Next" w:cs="Avenir Next" w:eastAsia="Avenir Next"/>
+                      <w:color w:val="1A1A1A"/>
                       <w:sz w:val="21"/>
                       <w:szCs w:val="21"/>
                     </w:rPr>
-                    <w:t xml:space="preserve">B</w:t>
-                  </w:r>
-                  <w:r>
-                    <w:rPr>
-                      <w:rFonts w:ascii="Avenir Next" w:hAnsi="Avenir Next" w:cs="Avenir Next" w:eastAsia="Avenir Next"/>
-                      <w:color w:val="1A1A1A"/>
-                      <w:sz w:val="21"/>
-                      <w:szCs w:val="21"/>
-                    </w:rPr>
                     <w:tab/>
                   </w:r>
                   <w:r>
                     <w:rPr>
                       <w:rFonts w:ascii="Avenir Next" w:hAnsi="Avenir Next" w:cs="Avenir Next" w:eastAsia="Avenir Next"/>
                       <w:color w:val="1A1A1A"/>
-                      <w:sz w:val="21"/>
+                      <w:sz w:val="22"/>
                       <w:szCs w:val="21"/>
                     </w:rPr>
                     <w:t xml:space="preserve">−24</w:t>
@@ -3745,7 +3815,7 @@
                     <w:tabs>
                       <w:tab w:val="left" w:pos="340"/>
                     </w:tabs>
-                    <w:spacing w:before="0" w:after="0" w:line="264" w:lineRule="auto"/>
+                    <w:spacing w:before="0" w:after="0" w:line="252" w:lineRule="auto"/>
                     <w:ind w:left="340" w:hanging="340"/>
                   </w:pPr>
                   <w:r>
@@ -3753,25 +3823,25 @@
                       <w:rFonts w:ascii="Avenir Next" w:hAnsi="Avenir Next" w:cs="Avenir Next" w:eastAsia="Avenir Next"/>
                       <w:b/>
                       <w:color w:val="003A70"/>
+                      <w:sz w:val="22"/>
+                      <w:szCs w:val="21"/>
+                    </w:rPr>
+                    <w:t xml:space="preserve">C</w:t>
+                  </w:r>
+                  <w:r>
+                    <w:rPr>
+                      <w:rFonts w:ascii="Avenir Next" w:hAnsi="Avenir Next" w:cs="Avenir Next" w:eastAsia="Avenir Next"/>
+                      <w:color w:val="1A1A1A"/>
                       <w:sz w:val="21"/>
                       <w:szCs w:val="21"/>
                     </w:rPr>
-                    <w:t xml:space="preserve">C</w:t>
-                  </w:r>
-                  <w:r>
-                    <w:rPr>
-                      <w:rFonts w:ascii="Avenir Next" w:hAnsi="Avenir Next" w:cs="Avenir Next" w:eastAsia="Avenir Next"/>
-                      <w:color w:val="1A1A1A"/>
-                      <w:sz w:val="21"/>
-                      <w:szCs w:val="21"/>
-                    </w:rPr>
                     <w:tab/>
                   </w:r>
                   <w:r>
                     <w:rPr>
                       <w:rFonts w:ascii="Avenir Next" w:hAnsi="Avenir Next" w:cs="Avenir Next" w:eastAsia="Avenir Next"/>
                       <w:color w:val="1A1A1A"/>
-                      <w:sz w:val="21"/>
+                      <w:sz w:val="22"/>
                       <w:szCs w:val="21"/>
                     </w:rPr>
                     <w:t xml:space="preserve">−2.4</w:t>
@@ -3788,7 +3858,7 @@
                     <w:tabs>
                       <w:tab w:val="left" w:pos="340"/>
                     </w:tabs>
-                    <w:spacing w:before="0" w:after="0" w:line="264" w:lineRule="auto"/>
+                    <w:spacing w:before="0" w:after="0" w:line="252" w:lineRule="auto"/>
                     <w:ind w:left="340" w:hanging="340"/>
                   </w:pPr>
                   <w:r>
@@ -3796,25 +3866,25 @@
                       <w:rFonts w:ascii="Avenir Next" w:hAnsi="Avenir Next" w:cs="Avenir Next" w:eastAsia="Avenir Next"/>
                       <w:b/>
                       <w:color w:val="003A70"/>
+                      <w:sz w:val="22"/>
+                      <w:szCs w:val="21"/>
+                    </w:rPr>
+                    <w:t xml:space="preserve">D</w:t>
+                  </w:r>
+                  <w:r>
+                    <w:rPr>
+                      <w:rFonts w:ascii="Avenir Next" w:hAnsi="Avenir Next" w:cs="Avenir Next" w:eastAsia="Avenir Next"/>
+                      <w:color w:val="1A1A1A"/>
                       <w:sz w:val="21"/>
                       <w:szCs w:val="21"/>
                     </w:rPr>
-                    <w:t xml:space="preserve">D</w:t>
-                  </w:r>
-                  <w:r>
-                    <w:rPr>
-                      <w:rFonts w:ascii="Avenir Next" w:hAnsi="Avenir Next" w:cs="Avenir Next" w:eastAsia="Avenir Next"/>
-                      <w:color w:val="1A1A1A"/>
-                      <w:sz w:val="21"/>
-                      <w:szCs w:val="21"/>
-                    </w:rPr>
                     <w:tab/>
                   </w:r>
                   <w:r>
                     <w:rPr>
                       <w:rFonts w:ascii="Avenir Next" w:hAnsi="Avenir Next" w:cs="Avenir Next" w:eastAsia="Avenir Next"/>
                       <w:color w:val="1A1A1A"/>
-                      <w:sz w:val="21"/>
+                      <w:sz w:val="22"/>
                       <w:szCs w:val="21"/>
                     </w:rPr>
                     <w:t xml:space="preserve">0</w:t>
@@ -3863,19 +3933,42 @@
         <w:tblLook w:val="0000" w:firstRow="0" w:lastRow="0" w:firstColumn="0" w:lastColumn="0" w:noHBand="1" w:noVBand="1"/>
       </w:tblPr>
       <w:tblGrid>
-        <w:gridCol w:w="2000"/>
-        <w:gridCol w:w="2300"/>
-        <w:gridCol w:w="2100"/>
-        <w:gridCol w:w="3104"/>
+        <w:gridCol w:w="1750"/>
+        <w:gridCol w:w="2500"/>
+        <w:gridCol w:w="2200"/>
+        <w:gridCol w:w="3054"/>
       </w:tblGrid>
       <w:tr>
         <w:trPr>
           <w:cantSplit/>
-          <w:trHeight w:val="320" w:hRule="atLeast"/>
+          <w:trHeight w:val="300" w:hRule="atLeast"/>
         </w:trPr>
         <w:tc>
           <w:tcPr>
-            <w:tcW w:w="2000" w:type="dxa"/>
+            <w:tcW w:w="1750" w:type="dxa"/>
+            <w:vAlign w:val="center"/>
+          </w:tcPr>
+          <w:p>
+            <w:pPr>
+              <w:pStyle w:val="Heading2"/>
+              <w:spacing w:before="0" w:after="0" w:line="240" w:lineRule="auto"/>
+            </w:pPr>
+            <w:r>
+              <w:rPr>
+                <w:rFonts w:ascii="Avenir Next" w:hAnsi="Avenir Next" w:cs="Avenir Next" w:eastAsia="Avenir Next"/>
+                <w:b/>
+                <w:color w:val="003A70"/>
+                <w:spacing w:val="12"/>
+                <w:sz w:val="15"/>
+                <w:szCs w:val="15"/>
+              </w:rPr>
+              <w:t xml:space="preserve">CHECK YOURSELF</w:t>
+            </w:r>
+          </w:p>
+        </w:tc>
+        <w:tc>
+          <w:tcPr>
+            <w:tcW w:w="2500" w:type="dxa"/>
             <w:vAlign w:val="center"/>
           </w:tcPr>
           <w:p>
@@ -3884,20 +3977,27 @@
             </w:pPr>
             <w:r>
               <w:rPr>
-                <w:rFonts w:ascii="Avenir Next" w:hAnsi="Avenir Next" w:cs="Avenir Next" w:eastAsia="Avenir Next"/>
-                <w:b/>
-                <w:color w:val="003A70"/>
-                <w:spacing w:val="12"/>
-                <w:sz w:val="15"/>
-                <w:szCs w:val="15"/>
-              </w:rPr>
-              <w:t xml:space="preserve">CHECK YOURSELF</w:t>
+                <w:rFonts w:ascii="Arial" w:hAnsi="Arial" w:cs="Arial" w:eastAsia="Arial"/>
+                <w:color w:val="1A1A1A"/>
+                <w:sz w:val="20"/>
+                <w:szCs w:val="20"/>
+              </w:rPr>
+              <w:t xml:space="preserve">□</w:t>
+            </w:r>
+            <w:r>
+              <w:rPr>
+                <w:rFonts w:ascii="Avenir Next" w:hAnsi="Avenir Next" w:cs="Avenir Next" w:eastAsia="Avenir Next"/>
+                <w:color w:val="1A1A1A"/>
+                <w:sz w:val="17"/>
+                <w:szCs w:val="17"/>
+              </w:rPr>
+              <w:t xml:space="preserve">  I can do this on my own</w:t>
             </w:r>
           </w:p>
         </w:tc>
         <w:tc>
           <w:tcPr>
-            <w:tcW w:w="2300" w:type="dxa"/>
+            <w:tcW w:w="2200" w:type="dxa"/>
             <w:vAlign w:val="center"/>
           </w:tcPr>
           <w:p>
@@ -3908,8 +4008,8 @@
               <w:rPr>
                 <w:rFonts w:ascii="Arial" w:hAnsi="Arial" w:cs="Arial" w:eastAsia="Arial"/>
                 <w:color w:val="1A1A1A"/>
-                <w:sz w:val="24"/>
-                <w:szCs w:val="24"/>
+                <w:sz w:val="20"/>
+                <w:szCs w:val="20"/>
               </w:rPr>
               <w:t xml:space="preserve">□</w:t>
             </w:r>
@@ -3920,13 +4020,13 @@
                 <w:sz w:val="17"/>
                 <w:szCs w:val="17"/>
               </w:rPr>
-              <w:t xml:space="preserve">  I can do this on my own</w:t>
+              <w:t xml:space="preserve">  I need a little help</w:t>
             </w:r>
           </w:p>
         </w:tc>
         <w:tc>
           <w:tcPr>
-            <w:tcW w:w="2100" w:type="dxa"/>
+            <w:tcW w:w="3054" w:type="dxa"/>
             <w:vAlign w:val="center"/>
           </w:tcPr>
           <w:p>
@@ -3937,37 +4037,8 @@
               <w:rPr>
                 <w:rFonts w:ascii="Arial" w:hAnsi="Arial" w:cs="Arial" w:eastAsia="Arial"/>
                 <w:color w:val="1A1A1A"/>
-                <w:sz w:val="24"/>
-                <w:szCs w:val="24"/>
-              </w:rPr>
-              <w:t xml:space="preserve">□</w:t>
-            </w:r>
-            <w:r>
-              <w:rPr>
-                <w:rFonts w:ascii="Avenir Next" w:hAnsi="Avenir Next" w:cs="Avenir Next" w:eastAsia="Avenir Next"/>
-                <w:color w:val="1A1A1A"/>
-                <w:sz w:val="17"/>
-                <w:szCs w:val="17"/>
-              </w:rPr>
-              <w:t xml:space="preserve">  I need a little help</w:t>
-            </w:r>
-          </w:p>
-        </w:tc>
-        <w:tc>
-          <w:tcPr>
-            <w:tcW w:w="3104" w:type="dxa"/>
-            <w:vAlign w:val="center"/>
-          </w:tcPr>
-          <w:p>
-            <w:pPr>
-              <w:spacing w:before="0" w:after="0" w:line="240" w:lineRule="auto"/>
-            </w:pPr>
-            <w:r>
-              <w:rPr>
-                <w:rFonts w:ascii="Arial" w:hAnsi="Arial" w:cs="Arial" w:eastAsia="Arial"/>
-                <w:color w:val="1A1A1A"/>
-                <w:sz w:val="24"/>
-                <w:szCs w:val="24"/>
+                <w:sz w:val="20"/>
+                <w:szCs w:val="20"/>
               </w:rPr>
               <w:t xml:space="preserve">□</w:t>
             </w:r>
@@ -4002,7 +4073,7 @@
     <w:sectPr>
       <w:footerReference w:type="default" r:id="rIdFooter1"/>
       <w:pgSz w:w="12240" w:h="15840"/>
-      <w:pgMar w:top="893" w:right="1224" w:bottom="835" w:left="1512" w:header="432" w:footer="432" w:gutter="0"/>
+      <w:pgMar w:top="780" w:right="1224" w:bottom="760" w:left="1512" w:header="432" w:footer="432" w:gutter="0"/>
       <w:cols w:space="720"/>
     </w:sectPr>
   </w:body>
@@ -4082,7 +4153,106 @@
               <w:sz w:val="15"/>
               <w:szCs w:val="15"/>
             </w:rPr>
-            <w:t xml:space="preserve">Lesson 7-4  ·  Session 1  ·  Prerequisite Practice B</w:t>
+            <w:t xml:space="preserve">7-4 · Page </w:t>
+          </w:r>
+          <w:r>
+            <w:rPr>
+              <w:rFonts w:ascii="Avenir Next" w:hAnsi="Avenir Next" w:cs="Avenir Next" w:eastAsia="Avenir Next"/>
+              <w:color w:val="5A5F66"/>
+              <w:sz w:val="15"/>
+              <w:szCs w:val="15"/>
+            </w:rPr>
+            <w:fldChar w:fldCharType="begin"/>
+          </w:r>
+          <w:r>
+            <w:rPr>
+              <w:rFonts w:ascii="Avenir Next" w:hAnsi="Avenir Next" w:cs="Avenir Next" w:eastAsia="Avenir Next"/>
+              <w:color w:val="5A5F66"/>
+              <w:sz w:val="15"/>
+              <w:szCs w:val="15"/>
+            </w:rPr>
+            <w:instrText xml:space="preserve"> PAGE </w:instrText>
+          </w:r>
+          <w:r>
+            <w:rPr>
+              <w:rFonts w:ascii="Avenir Next" w:hAnsi="Avenir Next" w:cs="Avenir Next" w:eastAsia="Avenir Next"/>
+              <w:color w:val="5A5F66"/>
+              <w:sz w:val="15"/>
+              <w:szCs w:val="15"/>
+            </w:rPr>
+            <w:fldChar w:fldCharType="separate"/>
+          </w:r>
+          <w:r>
+            <w:rPr>
+              <w:rFonts w:ascii="Avenir Next" w:hAnsi="Avenir Next" w:cs="Avenir Next" w:eastAsia="Avenir Next"/>
+              <w:color w:val="5A5F66"/>
+              <w:sz w:val="15"/>
+              <w:szCs w:val="15"/>
+            </w:rPr>
+            <w:t xml:space="preserve">1</w:t>
+          </w:r>
+          <w:r>
+            <w:rPr>
+              <w:rFonts w:ascii="Avenir Next" w:hAnsi="Avenir Next" w:cs="Avenir Next" w:eastAsia="Avenir Next"/>
+              <w:color w:val="5A5F66"/>
+              <w:sz w:val="15"/>
+              <w:szCs w:val="15"/>
+            </w:rPr>
+            <w:fldChar w:fldCharType="end"/>
+          </w:r>
+          <w:r>
+            <w:rPr>
+              <w:rFonts w:ascii="Avenir Next" w:hAnsi="Avenir Next" w:cs="Avenir Next" w:eastAsia="Avenir Next"/>
+              <w:color w:val="5A5F66"/>
+              <w:sz w:val="15"/>
+              <w:szCs w:val="15"/>
+            </w:rPr>
+            <w:t xml:space="preserve"> of </w:t>
+          </w:r>
+          <w:r>
+            <w:rPr>
+              <w:rFonts w:ascii="Avenir Next" w:hAnsi="Avenir Next" w:cs="Avenir Next" w:eastAsia="Avenir Next"/>
+              <w:color w:val="5A5F66"/>
+              <w:sz w:val="15"/>
+              <w:szCs w:val="15"/>
+            </w:rPr>
+            <w:fldChar w:fldCharType="begin"/>
+          </w:r>
+          <w:r>
+            <w:rPr>
+              <w:rFonts w:ascii="Avenir Next" w:hAnsi="Avenir Next" w:cs="Avenir Next" w:eastAsia="Avenir Next"/>
+              <w:color w:val="5A5F66"/>
+              <w:sz w:val="15"/>
+              <w:szCs w:val="15"/>
+            </w:rPr>
+            <w:instrText xml:space="preserve"> NUMPAGES </w:instrText>
+          </w:r>
+          <w:r>
+            <w:rPr>
+              <w:rFonts w:ascii="Avenir Next" w:hAnsi="Avenir Next" w:cs="Avenir Next" w:eastAsia="Avenir Next"/>
+              <w:color w:val="5A5F66"/>
+              <w:sz w:val="15"/>
+              <w:szCs w:val="15"/>
+            </w:rPr>
+            <w:fldChar w:fldCharType="separate"/>
+          </w:r>
+          <w:r>
+            <w:rPr>
+              <w:rFonts w:ascii="Avenir Next" w:hAnsi="Avenir Next" w:cs="Avenir Next" w:eastAsia="Avenir Next"/>
+              <w:color w:val="5A5F66"/>
+              <w:sz w:val="15"/>
+              <w:szCs w:val="15"/>
+            </w:rPr>
+            <w:t xml:space="preserve">1</w:t>
+          </w:r>
+          <w:r>
+            <w:rPr>
+              <w:rFonts w:ascii="Avenir Next" w:hAnsi="Avenir Next" w:cs="Avenir Next" w:eastAsia="Avenir Next"/>
+              <w:color w:val="5A5F66"/>
+              <w:sz w:val="15"/>
+              <w:szCs w:val="15"/>
+            </w:rPr>
+            <w:fldChar w:fldCharType="end"/>
           </w:r>
         </w:p>
       </w:tc>
@@ -4125,5 +4295,23 @@
       </w:tblCellMar>
     </w:tblPr>
   </w:style>
+  <w:style w:type="paragraph" w:styleId="Heading1">
+    <w:name w:val="heading 1"/>
+    <w:basedOn w:val="Normal"/>
+    <w:pPr>
+      <w:outlineLvl w:val="0"/>
+      <w:keepNext w:val="0"/>
+      <w:keepLines w:val="0"/>
+    </w:pPr>
+  </w:style>
+  <w:style w:type="paragraph" w:styleId="Heading2">
+    <w:name w:val="heading 2"/>
+    <w:basedOn w:val="Normal"/>
+    <w:pPr>
+      <w:outlineLvl w:val="1"/>
+      <w:keepNext w:val="0"/>
+      <w:keepLines w:val="0"/>
+    </w:pPr>
+  </w:style>
 </w:styles>
 </file>